--- a/docs/AgriSense_PBL_Report_20page.docx
+++ b/docs/AgriSense_PBL_Report_20page.docx
@@ -703,44 +703,1293 @@
         <w:t xml:space="preserve">TABLE OF CONTENTS</w:t>
       </w:r>
     </w:p>
-    <w:sdt>
-      <w:sdtPr>
-        <w:alias w:val="Contents"/>
-      </w:sdtPr>
-      <w:sdtContent>
-        <w:p>
-          <w:r>
-            <w:fldChar w:fldCharType="begin" w:dirty="true"/>
-            <w:instrText xml:space="preserve">TOC \h \o "1-3"</w:instrText>
-            <w:fldChar w:fldCharType="separate"/>
-          </w:r>
-        </w:p>
-        <w:p>
-          <w:r>
-            <w:fldChar w:fldCharType="end"/>
-          </w:r>
-        </w:p>
-      </w:sdtContent>
-    </w:sdt>
-    <w:p>
-      <w:pPr>
-        <w:jc w:val="both"/>
-      </w:pPr>
-      <w:r>
-        <w:t xml:space="preserve"/>
-      </w:r>
-    </w:p>
-    <w:p>
-      <w:pPr>
-        <w:jc w:val="both"/>
-      </w:pPr>
-      <w:r>
-        <w:rPr>
-          <w:i/>
-          <w:iCs/>
-          <w:color w:val="666666"/>
-        </w:rPr>
-        <w:t xml:space="preserve">(Right-click the table above in Word and choose “Update Field” to populate page numbers.)</w:t>
+    <w:p>
+      <w:pPr>
+        <w:tabs>
+          <w:tab w:val="right" w:pos="9026" w:leader="dot"/>
+        </w:tabs>
+      </w:pPr>
+      <w:r>
+        <w:rPr>
+          <w:b w:val="false"/>
+          <w:bCs w:val="false"/>
+        </w:rPr>
+        <w:t xml:space="preserve">Bonafide Certificate</w:t>
+      </w:r>
+      <w:r>
+        <w:rPr>
+          <w:b w:val="false"/>
+          <w:bCs w:val="false"/>
+        </w:rPr>
+        <w:tab/>
+      </w:r>
+      <w:r>
+        <w:rPr>
+          <w:b w:val="false"/>
+          <w:bCs w:val="false"/>
+        </w:rPr>
+        <w:t xml:space="preserve">ii</w:t>
+      </w:r>
+    </w:p>
+    <w:p>
+      <w:pPr>
+        <w:tabs>
+          <w:tab w:val="right" w:pos="9026" w:leader="dot"/>
+        </w:tabs>
+      </w:pPr>
+      <w:r>
+        <w:rPr>
+          <w:b w:val="false"/>
+          <w:bCs w:val="false"/>
+        </w:rPr>
+        <w:t xml:space="preserve">Declaration</w:t>
+      </w:r>
+      <w:r>
+        <w:rPr>
+          <w:b w:val="false"/>
+          <w:bCs w:val="false"/>
+        </w:rPr>
+        <w:tab/>
+      </w:r>
+      <w:r>
+        <w:rPr>
+          <w:b w:val="false"/>
+          <w:bCs w:val="false"/>
+        </w:rPr>
+        <w:t xml:space="preserve">iii</w:t>
+      </w:r>
+    </w:p>
+    <w:p>
+      <w:pPr>
+        <w:tabs>
+          <w:tab w:val="right" w:pos="9026" w:leader="dot"/>
+        </w:tabs>
+      </w:pPr>
+      <w:r>
+        <w:rPr>
+          <w:b w:val="false"/>
+          <w:bCs w:val="false"/>
+        </w:rPr>
+        <w:t xml:space="preserve">Acknowledgement</w:t>
+      </w:r>
+      <w:r>
+        <w:rPr>
+          <w:b w:val="false"/>
+          <w:bCs w:val="false"/>
+        </w:rPr>
+        <w:tab/>
+      </w:r>
+      <w:r>
+        <w:rPr>
+          <w:b w:val="false"/>
+          <w:bCs w:val="false"/>
+        </w:rPr>
+        <w:t xml:space="preserve">iv</w:t>
+      </w:r>
+    </w:p>
+    <w:p>
+      <w:pPr>
+        <w:tabs>
+          <w:tab w:val="right" w:pos="9026" w:leader="dot"/>
+        </w:tabs>
+      </w:pPr>
+      <w:r>
+        <w:rPr>
+          <w:b w:val="false"/>
+          <w:bCs w:val="false"/>
+        </w:rPr>
+        <w:t xml:space="preserve">Abstract</w:t>
+      </w:r>
+      <w:r>
+        <w:rPr>
+          <w:b w:val="false"/>
+          <w:bCs w:val="false"/>
+        </w:rPr>
+        <w:tab/>
+      </w:r>
+      <w:r>
+        <w:rPr>
+          <w:b w:val="false"/>
+          <w:bCs w:val="false"/>
+        </w:rPr>
+        <w:t xml:space="preserve">v</w:t>
+      </w:r>
+    </w:p>
+    <w:p>
+      <w:pPr>
+        <w:tabs>
+          <w:tab w:val="right" w:pos="9026" w:leader="dot"/>
+        </w:tabs>
+      </w:pPr>
+      <w:r>
+        <w:rPr>
+          <w:b w:val="false"/>
+          <w:bCs w:val="false"/>
+        </w:rPr>
+        <w:t xml:space="preserve">Table of Contents</w:t>
+      </w:r>
+      <w:r>
+        <w:rPr>
+          <w:b w:val="false"/>
+          <w:bCs w:val="false"/>
+        </w:rPr>
+        <w:tab/>
+      </w:r>
+      <w:r>
+        <w:rPr>
+          <w:b w:val="false"/>
+          <w:bCs w:val="false"/>
+        </w:rPr>
+        <w:t xml:space="preserve">vi</w:t>
+      </w:r>
+    </w:p>
+    <w:p>
+      <w:pPr>
+        <w:tabs>
+          <w:tab w:val="right" w:pos="9026" w:leader="dot"/>
+        </w:tabs>
+      </w:pPr>
+      <w:r>
+        <w:rPr>
+          <w:b w:val="false"/>
+          <w:bCs w:val="false"/>
+        </w:rPr>
+        <w:t xml:space="preserve">List of Figures, Tables and Abbreviations</w:t>
+      </w:r>
+      <w:r>
+        <w:rPr>
+          <w:b w:val="false"/>
+          <w:bCs w:val="false"/>
+        </w:rPr>
+        <w:tab/>
+      </w:r>
+      <w:r>
+        <w:rPr>
+          <w:b w:val="false"/>
+          <w:bCs w:val="false"/>
+        </w:rPr>
+        <w:t xml:space="preserve">vii</w:t>
+      </w:r>
+    </w:p>
+    <w:p>
+      <w:pPr>
+        <w:tabs>
+          <w:tab w:val="right" w:pos="9026" w:leader="dot"/>
+        </w:tabs>
+      </w:pPr>
+      <w:r>
+        <w:rPr>
+          <w:b/>
+          <w:bCs/>
+        </w:rPr>
+        <w:t xml:space="preserve">CHAPTER 1  INTRODUCTION</w:t>
+      </w:r>
+      <w:r>
+        <w:rPr>
+          <w:b/>
+          <w:bCs/>
+        </w:rPr>
+        <w:tab/>
+      </w:r>
+      <w:r>
+        <w:rPr>
+          <w:b/>
+          <w:bCs/>
+        </w:rPr>
+        <w:t xml:space="preserve">1</w:t>
+      </w:r>
+    </w:p>
+    <w:p>
+      <w:pPr>
+        <w:tabs>
+          <w:tab w:val="right" w:pos="9026" w:leader="dot"/>
+        </w:tabs>
+        <w:ind w:left="340"/>
+      </w:pPr>
+      <w:r>
+        <w:rPr>
+          <w:b w:val="false"/>
+          <w:bCs w:val="false"/>
+        </w:rPr>
+        <w:t xml:space="preserve">1.1  Background</w:t>
+      </w:r>
+      <w:r>
+        <w:rPr>
+          <w:b w:val="false"/>
+          <w:bCs w:val="false"/>
+        </w:rPr>
+        <w:tab/>
+      </w:r>
+      <w:r>
+        <w:rPr>
+          <w:b w:val="false"/>
+          <w:bCs w:val="false"/>
+        </w:rPr>
+        <w:t xml:space="preserve">1</w:t>
+      </w:r>
+    </w:p>
+    <w:p>
+      <w:pPr>
+        <w:tabs>
+          <w:tab w:val="right" w:pos="9026" w:leader="dot"/>
+        </w:tabs>
+        <w:ind w:left="340"/>
+      </w:pPr>
+      <w:r>
+        <w:rPr>
+          <w:b w:val="false"/>
+          <w:bCs w:val="false"/>
+        </w:rPr>
+        <w:t xml:space="preserve">1.2  Driving Question</w:t>
+      </w:r>
+      <w:r>
+        <w:rPr>
+          <w:b w:val="false"/>
+          <w:bCs w:val="false"/>
+        </w:rPr>
+        <w:tab/>
+      </w:r>
+      <w:r>
+        <w:rPr>
+          <w:b w:val="false"/>
+          <w:bCs w:val="false"/>
+        </w:rPr>
+        <w:t xml:space="preserve">1</w:t>
+      </w:r>
+    </w:p>
+    <w:p>
+      <w:pPr>
+        <w:tabs>
+          <w:tab w:val="right" w:pos="9026" w:leader="dot"/>
+        </w:tabs>
+        <w:ind w:left="340"/>
+      </w:pPr>
+      <w:r>
+        <w:rPr>
+          <w:b w:val="false"/>
+          <w:bCs w:val="false"/>
+        </w:rPr>
+        <w:t xml:space="preserve">1.3  Objectives</w:t>
+      </w:r>
+      <w:r>
+        <w:rPr>
+          <w:b w:val="false"/>
+          <w:bCs w:val="false"/>
+        </w:rPr>
+        <w:tab/>
+      </w:r>
+      <w:r>
+        <w:rPr>
+          <w:b w:val="false"/>
+          <w:bCs w:val="false"/>
+        </w:rPr>
+        <w:t xml:space="preserve">1</w:t>
+      </w:r>
+    </w:p>
+    <w:p>
+      <w:pPr>
+        <w:tabs>
+          <w:tab w:val="right" w:pos="9026" w:leader="dot"/>
+        </w:tabs>
+        <w:ind w:left="340"/>
+      </w:pPr>
+      <w:r>
+        <w:rPr>
+          <w:b w:val="false"/>
+          <w:bCs w:val="false"/>
+        </w:rPr>
+        <w:t xml:space="preserve">1.4  Scope and Limitations</w:t>
+      </w:r>
+      <w:r>
+        <w:rPr>
+          <w:b w:val="false"/>
+          <w:bCs w:val="false"/>
+        </w:rPr>
+        <w:tab/>
+      </w:r>
+      <w:r>
+        <w:rPr>
+          <w:b w:val="false"/>
+          <w:bCs w:val="false"/>
+        </w:rPr>
+        <w:t xml:space="preserve">1</w:t>
+      </w:r>
+    </w:p>
+    <w:p>
+      <w:pPr>
+        <w:tabs>
+          <w:tab w:val="right" w:pos="9026" w:leader="dot"/>
+        </w:tabs>
+      </w:pPr>
+      <w:r>
+        <w:rPr>
+          <w:b/>
+          <w:bCs/>
+        </w:rPr>
+        <w:t xml:space="preserve">CHAPTER 2  CONCEPT EXPLORATION</w:t>
+      </w:r>
+      <w:r>
+        <w:rPr>
+          <w:b/>
+          <w:bCs/>
+        </w:rPr>
+        <w:tab/>
+      </w:r>
+      <w:r>
+        <w:rPr>
+          <w:b/>
+          <w:bCs/>
+        </w:rPr>
+        <w:t xml:space="preserve">2</w:t>
+      </w:r>
+    </w:p>
+    <w:p>
+      <w:pPr>
+        <w:tabs>
+          <w:tab w:val="right" w:pos="9026" w:leader="dot"/>
+        </w:tabs>
+        <w:ind w:left="340"/>
+      </w:pPr>
+      <w:r>
+        <w:rPr>
+          <w:b w:val="false"/>
+          <w:bCs w:val="false"/>
+        </w:rPr>
+        <w:t xml:space="preserve">2.1  Related Approaches</w:t>
+      </w:r>
+      <w:r>
+        <w:rPr>
+          <w:b w:val="false"/>
+          <w:bCs w:val="false"/>
+        </w:rPr>
+        <w:tab/>
+      </w:r>
+      <w:r>
+        <w:rPr>
+          <w:b w:val="false"/>
+          <w:bCs w:val="false"/>
+        </w:rPr>
+        <w:t xml:space="preserve">2</w:t>
+      </w:r>
+    </w:p>
+    <w:p>
+      <w:pPr>
+        <w:tabs>
+          <w:tab w:val="right" w:pos="9026" w:leader="dot"/>
+        </w:tabs>
+        <w:ind w:left="340"/>
+      </w:pPr>
+      <w:r>
+        <w:rPr>
+          <w:b w:val="false"/>
+          <w:bCs w:val="false"/>
+        </w:rPr>
+        <w:t xml:space="preserve">2.2  Summary Table</w:t>
+      </w:r>
+      <w:r>
+        <w:rPr>
+          <w:b w:val="false"/>
+          <w:bCs w:val="false"/>
+        </w:rPr>
+        <w:tab/>
+      </w:r>
+      <w:r>
+        <w:rPr>
+          <w:b w:val="false"/>
+          <w:bCs w:val="false"/>
+        </w:rPr>
+        <w:t xml:space="preserve">2</w:t>
+      </w:r>
+    </w:p>
+    <w:p>
+      <w:pPr>
+        <w:tabs>
+          <w:tab w:val="right" w:pos="9026" w:leader="dot"/>
+        </w:tabs>
+        <w:ind w:left="340"/>
+      </w:pPr>
+      <w:r>
+        <w:rPr>
+          <w:b w:val="false"/>
+          <w:bCs w:val="false"/>
+        </w:rPr>
+        <w:t xml:space="preserve">2.3  What This Told Us</w:t>
+      </w:r>
+      <w:r>
+        <w:rPr>
+          <w:b w:val="false"/>
+          <w:bCs w:val="false"/>
+        </w:rPr>
+        <w:tab/>
+      </w:r>
+      <w:r>
+        <w:rPr>
+          <w:b w:val="false"/>
+          <w:bCs w:val="false"/>
+        </w:rPr>
+        <w:t xml:space="preserve">2</w:t>
+      </w:r>
+    </w:p>
+    <w:p>
+      <w:pPr>
+        <w:tabs>
+          <w:tab w:val="right" w:pos="9026" w:leader="dot"/>
+        </w:tabs>
+      </w:pPr>
+      <w:r>
+        <w:rPr>
+          <w:b/>
+          <w:bCs/>
+        </w:rPr>
+        <w:t xml:space="preserve">CHAPTER 3  PROJECT PLANNING AND TEAM ORGANISATION</w:t>
+      </w:r>
+      <w:r>
+        <w:rPr>
+          <w:b/>
+          <w:bCs/>
+        </w:rPr>
+        <w:tab/>
+      </w:r>
+      <w:r>
+        <w:rPr>
+          <w:b/>
+          <w:bCs/>
+        </w:rPr>
+        <w:t xml:space="preserve">3</w:t>
+      </w:r>
+    </w:p>
+    <w:p>
+      <w:pPr>
+        <w:tabs>
+          <w:tab w:val="right" w:pos="9026" w:leader="dot"/>
+        </w:tabs>
+        <w:ind w:left="340"/>
+      </w:pPr>
+      <w:r>
+        <w:rPr>
+          <w:b w:val="false"/>
+          <w:bCs w:val="false"/>
+        </w:rPr>
+        <w:t xml:space="preserve">3.1  Weekly PBL Progress Log</w:t>
+      </w:r>
+      <w:r>
+        <w:rPr>
+          <w:b w:val="false"/>
+          <w:bCs w:val="false"/>
+        </w:rPr>
+        <w:tab/>
+      </w:r>
+      <w:r>
+        <w:rPr>
+          <w:b w:val="false"/>
+          <w:bCs w:val="false"/>
+        </w:rPr>
+        <w:t xml:space="preserve">3</w:t>
+      </w:r>
+    </w:p>
+    <w:p>
+      <w:pPr>
+        <w:tabs>
+          <w:tab w:val="right" w:pos="9026" w:leader="dot"/>
+        </w:tabs>
+        <w:ind w:left="340"/>
+      </w:pPr>
+      <w:r>
+        <w:rPr>
+          <w:b w:val="false"/>
+          <w:bCs w:val="false"/>
+        </w:rPr>
+        <w:t xml:space="preserve">3.2  Requirements</w:t>
+      </w:r>
+      <w:r>
+        <w:rPr>
+          <w:b w:val="false"/>
+          <w:bCs w:val="false"/>
+        </w:rPr>
+        <w:tab/>
+      </w:r>
+      <w:r>
+        <w:rPr>
+          <w:b w:val="false"/>
+          <w:bCs w:val="false"/>
+        </w:rPr>
+        <w:t xml:space="preserve">3</w:t>
+      </w:r>
+    </w:p>
+    <w:p>
+      <w:pPr>
+        <w:tabs>
+          <w:tab w:val="right" w:pos="9026" w:leader="dot"/>
+        </w:tabs>
+        <w:ind w:left="340"/>
+      </w:pPr>
+      <w:r>
+        <w:rPr>
+          <w:b w:val="false"/>
+          <w:bCs w:val="false"/>
+        </w:rPr>
+        <w:t xml:space="preserve">3.3  Feasibility</w:t>
+      </w:r>
+      <w:r>
+        <w:rPr>
+          <w:b w:val="false"/>
+          <w:bCs w:val="false"/>
+        </w:rPr>
+        <w:tab/>
+      </w:r>
+      <w:r>
+        <w:rPr>
+          <w:b w:val="false"/>
+          <w:bCs w:val="false"/>
+        </w:rPr>
+        <w:t xml:space="preserve">3</w:t>
+      </w:r>
+    </w:p>
+    <w:p>
+      <w:pPr>
+        <w:tabs>
+          <w:tab w:val="right" w:pos="9026" w:leader="dot"/>
+        </w:tabs>
+      </w:pPr>
+      <w:r>
+        <w:rPr>
+          <w:b/>
+          <w:bCs/>
+        </w:rPr>
+        <w:t xml:space="preserve">CHAPTER 4  ITERATIVE DESIGN AND DEVELOPMENT</w:t>
+      </w:r>
+      <w:r>
+        <w:rPr>
+          <w:b/>
+          <w:bCs/>
+        </w:rPr>
+        <w:tab/>
+      </w:r>
+      <w:r>
+        <w:rPr>
+          <w:b/>
+          <w:bCs/>
+        </w:rPr>
+        <w:t xml:space="preserve">4</w:t>
+      </w:r>
+    </w:p>
+    <w:p>
+      <w:pPr>
+        <w:tabs>
+          <w:tab w:val="right" w:pos="9026" w:leader="dot"/>
+        </w:tabs>
+        <w:ind w:left="340"/>
+      </w:pPr>
+      <w:r>
+        <w:rPr>
+          <w:b w:val="false"/>
+          <w:bCs w:val="false"/>
+        </w:rPr>
+        <w:t xml:space="preserve">4.1  System Architecture</w:t>
+      </w:r>
+      <w:r>
+        <w:rPr>
+          <w:b w:val="false"/>
+          <w:bCs w:val="false"/>
+        </w:rPr>
+        <w:tab/>
+      </w:r>
+      <w:r>
+        <w:rPr>
+          <w:b w:val="false"/>
+          <w:bCs w:val="false"/>
+        </w:rPr>
+        <w:t xml:space="preserve">4</w:t>
+      </w:r>
+    </w:p>
+    <w:p>
+      <w:pPr>
+        <w:tabs>
+          <w:tab w:val="right" w:pos="9026" w:leader="dot"/>
+        </w:tabs>
+        <w:ind w:left="340"/>
+      </w:pPr>
+      <w:r>
+        <w:rPr>
+          <w:b w:val="false"/>
+          <w:bCs w:val="false"/>
+        </w:rPr>
+        <w:t xml:space="preserve">4.2  Iteration 1 — Baseline</w:t>
+      </w:r>
+      <w:r>
+        <w:rPr>
+          <w:b w:val="false"/>
+          <w:bCs w:val="false"/>
+        </w:rPr>
+        <w:tab/>
+      </w:r>
+      <w:r>
+        <w:rPr>
+          <w:b w:val="false"/>
+          <w:bCs w:val="false"/>
+        </w:rPr>
+        <w:t xml:space="preserve">4</w:t>
+      </w:r>
+    </w:p>
+    <w:p>
+      <w:pPr>
+        <w:tabs>
+          <w:tab w:val="right" w:pos="9026" w:leader="dot"/>
+        </w:tabs>
+        <w:ind w:left="340"/>
+      </w:pPr>
+      <w:r>
+        <w:rPr>
+          <w:b w:val="false"/>
+          <w:bCs w:val="false"/>
+        </w:rPr>
+        <w:t xml:space="preserve">4.3  Iteration 2 — Refinement</w:t>
+      </w:r>
+      <w:r>
+        <w:rPr>
+          <w:b w:val="false"/>
+          <w:bCs w:val="false"/>
+        </w:rPr>
+        <w:tab/>
+      </w:r>
+      <w:r>
+        <w:rPr>
+          <w:b w:val="false"/>
+          <w:bCs w:val="false"/>
+        </w:rPr>
+        <w:t xml:space="preserve">5</w:t>
+      </w:r>
+    </w:p>
+    <w:p>
+      <w:pPr>
+        <w:tabs>
+          <w:tab w:val="right" w:pos="9026" w:leader="dot"/>
+        </w:tabs>
+        <w:ind w:left="340"/>
+      </w:pPr>
+      <w:r>
+        <w:rPr>
+          <w:b w:val="false"/>
+          <w:bCs w:val="false"/>
+        </w:rPr>
+        <w:t xml:space="preserve">4.4  Final Approach and Training Procedure</w:t>
+      </w:r>
+      <w:r>
+        <w:rPr>
+          <w:b w:val="false"/>
+          <w:bCs w:val="false"/>
+        </w:rPr>
+        <w:tab/>
+      </w:r>
+      <w:r>
+        <w:rPr>
+          <w:b w:val="false"/>
+          <w:bCs w:val="false"/>
+        </w:rPr>
+        <w:t xml:space="preserve">5</w:t>
+      </w:r>
+    </w:p>
+    <w:p>
+      <w:pPr>
+        <w:tabs>
+          <w:tab w:val="right" w:pos="9026" w:leader="dot"/>
+        </w:tabs>
+      </w:pPr>
+      <w:r>
+        <w:rPr>
+          <w:b/>
+          <w:bCs/>
+        </w:rPr>
+        <w:t xml:space="preserve">CHAPTER 5  IMPLEMENTATION</w:t>
+      </w:r>
+      <w:r>
+        <w:rPr>
+          <w:b/>
+          <w:bCs/>
+        </w:rPr>
+        <w:tab/>
+      </w:r>
+      <w:r>
+        <w:rPr>
+          <w:b/>
+          <w:bCs/>
+        </w:rPr>
+        <w:t xml:space="preserve">6</w:t>
+      </w:r>
+    </w:p>
+    <w:p>
+      <w:pPr>
+        <w:tabs>
+          <w:tab w:val="right" w:pos="9026" w:leader="dot"/>
+        </w:tabs>
+        <w:ind w:left="340"/>
+      </w:pPr>
+      <w:r>
+        <w:rPr>
+          <w:b w:val="false"/>
+          <w:bCs w:val="false"/>
+        </w:rPr>
+        <w:t xml:space="preserve">5.1  Module Description</w:t>
+      </w:r>
+      <w:r>
+        <w:rPr>
+          <w:b w:val="false"/>
+          <w:bCs w:val="false"/>
+        </w:rPr>
+        <w:tab/>
+      </w:r>
+      <w:r>
+        <w:rPr>
+          <w:b w:val="false"/>
+          <w:bCs w:val="false"/>
+        </w:rPr>
+        <w:t xml:space="preserve">6</w:t>
+      </w:r>
+    </w:p>
+    <w:p>
+      <w:pPr>
+        <w:tabs>
+          <w:tab w:val="right" w:pos="9026" w:leader="dot"/>
+        </w:tabs>
+        <w:ind w:left="340"/>
+      </w:pPr>
+      <w:r>
+        <w:rPr>
+          <w:b w:val="false"/>
+          <w:bCs w:val="false"/>
+        </w:rPr>
+        <w:t xml:space="preserve">5.2  Key Code Snippets</w:t>
+      </w:r>
+      <w:r>
+        <w:rPr>
+          <w:b w:val="false"/>
+          <w:bCs w:val="false"/>
+        </w:rPr>
+        <w:tab/>
+      </w:r>
+      <w:r>
+        <w:rPr>
+          <w:b w:val="false"/>
+          <w:bCs w:val="false"/>
+        </w:rPr>
+        <w:t xml:space="preserve">6</w:t>
+      </w:r>
+    </w:p>
+    <w:p>
+      <w:pPr>
+        <w:tabs>
+          <w:tab w:val="right" w:pos="9026" w:leader="dot"/>
+        </w:tabs>
+        <w:ind w:left="340"/>
+      </w:pPr>
+      <w:r>
+        <w:rPr>
+          <w:b w:val="false"/>
+          <w:bCs w:val="false"/>
+        </w:rPr>
+        <w:t xml:space="preserve">5.3  User Interface</w:t>
+      </w:r>
+      <w:r>
+        <w:rPr>
+          <w:b w:val="false"/>
+          <w:bCs w:val="false"/>
+        </w:rPr>
+        <w:tab/>
+      </w:r>
+      <w:r>
+        <w:rPr>
+          <w:b w:val="false"/>
+          <w:bCs w:val="false"/>
+        </w:rPr>
+        <w:t xml:space="preserve">7</w:t>
+      </w:r>
+    </w:p>
+    <w:p>
+      <w:pPr>
+        <w:tabs>
+          <w:tab w:val="right" w:pos="9026" w:leader="dot"/>
+        </w:tabs>
+      </w:pPr>
+      <w:r>
+        <w:rPr>
+          <w:b/>
+          <w:bCs/>
+        </w:rPr>
+        <w:t xml:space="preserve">CHAPTER 6  RESULTS AND DISCUSSION</w:t>
+      </w:r>
+      <w:r>
+        <w:rPr>
+          <w:b/>
+          <w:bCs/>
+        </w:rPr>
+        <w:tab/>
+      </w:r>
+      <w:r>
+        <w:rPr>
+          <w:b/>
+          <w:bCs/>
+        </w:rPr>
+        <w:t xml:space="preserve">8</w:t>
+      </w:r>
+    </w:p>
+    <w:p>
+      <w:pPr>
+        <w:tabs>
+          <w:tab w:val="right" w:pos="9026" w:leader="dot"/>
+        </w:tabs>
+        <w:ind w:left="340"/>
+      </w:pPr>
+      <w:r>
+        <w:rPr>
+          <w:b w:val="false"/>
+          <w:bCs w:val="false"/>
+        </w:rPr>
+        <w:t xml:space="preserve">6.1  Evaluation Metrics</w:t>
+      </w:r>
+      <w:r>
+        <w:rPr>
+          <w:b w:val="false"/>
+          <w:bCs w:val="false"/>
+        </w:rPr>
+        <w:tab/>
+      </w:r>
+      <w:r>
+        <w:rPr>
+          <w:b w:val="false"/>
+          <w:bCs w:val="false"/>
+        </w:rPr>
+        <w:t xml:space="preserve">8</w:t>
+      </w:r>
+    </w:p>
+    <w:p>
+      <w:pPr>
+        <w:tabs>
+          <w:tab w:val="right" w:pos="9026" w:leader="dot"/>
+        </w:tabs>
+        <w:ind w:left="340"/>
+      </w:pPr>
+      <w:r>
+        <w:rPr>
+          <w:b w:val="false"/>
+          <w:bCs w:val="false"/>
+        </w:rPr>
+        <w:t xml:space="preserve">6.2  Results Across Iterations</w:t>
+      </w:r>
+      <w:r>
+        <w:rPr>
+          <w:b w:val="false"/>
+          <w:bCs w:val="false"/>
+        </w:rPr>
+        <w:tab/>
+      </w:r>
+      <w:r>
+        <w:rPr>
+          <w:b w:val="false"/>
+          <w:bCs w:val="false"/>
+        </w:rPr>
+        <w:t xml:space="preserve">8</w:t>
+      </w:r>
+    </w:p>
+    <w:p>
+      <w:pPr>
+        <w:tabs>
+          <w:tab w:val="right" w:pos="9026" w:leader="dot"/>
+        </w:tabs>
+        <w:ind w:left="340"/>
+      </w:pPr>
+      <w:r>
+        <w:rPr>
+          <w:b w:val="false"/>
+          <w:bCs w:val="false"/>
+        </w:rPr>
+        <w:t xml:space="preserve">6.3  Discussion</w:t>
+      </w:r>
+      <w:r>
+        <w:rPr>
+          <w:b w:val="false"/>
+          <w:bCs w:val="false"/>
+        </w:rPr>
+        <w:tab/>
+      </w:r>
+      <w:r>
+        <w:rPr>
+          <w:b w:val="false"/>
+          <w:bCs w:val="false"/>
+        </w:rPr>
+        <w:t xml:space="preserve">9</w:t>
+      </w:r>
+    </w:p>
+    <w:p>
+      <w:pPr>
+        <w:tabs>
+          <w:tab w:val="right" w:pos="9026" w:leader="dot"/>
+        </w:tabs>
+        <w:ind w:left="340"/>
+      </w:pPr>
+      <w:r>
+        <w:rPr>
+          <w:b w:val="false"/>
+          <w:bCs w:val="false"/>
+        </w:rPr>
+        <w:t xml:space="preserve">6.4  Limitations</w:t>
+      </w:r>
+      <w:r>
+        <w:rPr>
+          <w:b w:val="false"/>
+          <w:bCs w:val="false"/>
+        </w:rPr>
+        <w:tab/>
+      </w:r>
+      <w:r>
+        <w:rPr>
+          <w:b w:val="false"/>
+          <w:bCs w:val="false"/>
+        </w:rPr>
+        <w:t xml:space="preserve">10</w:t>
+      </w:r>
+    </w:p>
+    <w:p>
+      <w:pPr>
+        <w:tabs>
+          <w:tab w:val="right" w:pos="9026" w:leader="dot"/>
+        </w:tabs>
+      </w:pPr>
+      <w:r>
+        <w:rPr>
+          <w:b/>
+          <w:bCs/>
+        </w:rPr>
+        <w:t xml:space="preserve">CHAPTER 7  TEAM REFLECTION AND LEARNING OUTCOMES</w:t>
+      </w:r>
+      <w:r>
+        <w:rPr>
+          <w:b/>
+          <w:bCs/>
+        </w:rPr>
+        <w:tab/>
+      </w:r>
+      <w:r>
+        <w:rPr>
+          <w:b/>
+          <w:bCs/>
+        </w:rPr>
+        <w:t xml:space="preserve">11</w:t>
+      </w:r>
+    </w:p>
+    <w:p>
+      <w:pPr>
+        <w:tabs>
+          <w:tab w:val="right" w:pos="9026" w:leader="dot"/>
+        </w:tabs>
+        <w:ind w:left="340"/>
+      </w:pPr>
+      <w:r>
+        <w:rPr>
+          <w:b w:val="false"/>
+          <w:bCs w:val="false"/>
+        </w:rPr>
+        <w:t xml:space="preserve">7.1  Individual Reflections</w:t>
+      </w:r>
+      <w:r>
+        <w:rPr>
+          <w:b w:val="false"/>
+          <w:bCs w:val="false"/>
+        </w:rPr>
+        <w:tab/>
+      </w:r>
+      <w:r>
+        <w:rPr>
+          <w:b w:val="false"/>
+          <w:bCs w:val="false"/>
+        </w:rPr>
+        <w:t xml:space="preserve">11</w:t>
+      </w:r>
+    </w:p>
+    <w:p>
+      <w:pPr>
+        <w:tabs>
+          <w:tab w:val="right" w:pos="9026" w:leader="dot"/>
+        </w:tabs>
+        <w:ind w:left="340"/>
+      </w:pPr>
+      <w:r>
+        <w:rPr>
+          <w:b w:val="false"/>
+          <w:bCs w:val="false"/>
+        </w:rPr>
+        <w:t xml:space="preserve">7.2  Team Learning</w:t>
+      </w:r>
+      <w:r>
+        <w:rPr>
+          <w:b w:val="false"/>
+          <w:bCs w:val="false"/>
+        </w:rPr>
+        <w:tab/>
+      </w:r>
+      <w:r>
+        <w:rPr>
+          <w:b w:val="false"/>
+          <w:bCs w:val="false"/>
+        </w:rPr>
+        <w:t xml:space="preserve">11</w:t>
+      </w:r>
+    </w:p>
+    <w:p>
+      <w:pPr>
+        <w:tabs>
+          <w:tab w:val="right" w:pos="9026" w:leader="dot"/>
+        </w:tabs>
+        <w:ind w:left="340"/>
+      </w:pPr>
+      <w:r>
+        <w:rPr>
+          <w:b w:val="false"/>
+          <w:bCs w:val="false"/>
+        </w:rPr>
+        <w:t xml:space="preserve">7.3  Course Outcomes — Evidence Summary</w:t>
+      </w:r>
+      <w:r>
+        <w:rPr>
+          <w:b w:val="false"/>
+          <w:bCs w:val="false"/>
+        </w:rPr>
+        <w:tab/>
+      </w:r>
+      <w:r>
+        <w:rPr>
+          <w:b w:val="false"/>
+          <w:bCs w:val="false"/>
+        </w:rPr>
+        <w:t xml:space="preserve">11</w:t>
+      </w:r>
+    </w:p>
+    <w:p>
+      <w:pPr>
+        <w:tabs>
+          <w:tab w:val="right" w:pos="9026" w:leader="dot"/>
+        </w:tabs>
+      </w:pPr>
+      <w:r>
+        <w:rPr>
+          <w:b/>
+          <w:bCs/>
+        </w:rPr>
+        <w:t xml:space="preserve">CHAPTER 8  CONCLUSION AND FUTURE SCOPE</w:t>
+      </w:r>
+      <w:r>
+        <w:rPr>
+          <w:b/>
+          <w:bCs/>
+        </w:rPr>
+        <w:tab/>
+      </w:r>
+      <w:r>
+        <w:rPr>
+          <w:b/>
+          <w:bCs/>
+        </w:rPr>
+        <w:t xml:space="preserve">12</w:t>
+      </w:r>
+    </w:p>
+    <w:p>
+      <w:pPr>
+        <w:tabs>
+          <w:tab w:val="right" w:pos="9026" w:leader="dot"/>
+        </w:tabs>
+        <w:ind w:left="340"/>
+      </w:pPr>
+      <w:r>
+        <w:rPr>
+          <w:b w:val="false"/>
+          <w:bCs w:val="false"/>
+        </w:rPr>
+        <w:t xml:space="preserve">8.1  Conclusion</w:t>
+      </w:r>
+      <w:r>
+        <w:rPr>
+          <w:b w:val="false"/>
+          <w:bCs w:val="false"/>
+        </w:rPr>
+        <w:tab/>
+      </w:r>
+      <w:r>
+        <w:rPr>
+          <w:b w:val="false"/>
+          <w:bCs w:val="false"/>
+        </w:rPr>
+        <w:t xml:space="preserve">12</w:t>
+      </w:r>
+    </w:p>
+    <w:p>
+      <w:pPr>
+        <w:tabs>
+          <w:tab w:val="right" w:pos="9026" w:leader="dot"/>
+        </w:tabs>
+        <w:ind w:left="340"/>
+      </w:pPr>
+      <w:r>
+        <w:rPr>
+          <w:b w:val="false"/>
+          <w:bCs w:val="false"/>
+        </w:rPr>
+        <w:t xml:space="preserve">8.2  Future Scope</w:t>
+      </w:r>
+      <w:r>
+        <w:rPr>
+          <w:b w:val="false"/>
+          <w:bCs w:val="false"/>
+        </w:rPr>
+        <w:tab/>
+      </w:r>
+      <w:r>
+        <w:rPr>
+          <w:b w:val="false"/>
+          <w:bCs w:val="false"/>
+        </w:rPr>
+        <w:t xml:space="preserve">12</w:t>
+      </w:r>
+    </w:p>
+    <w:p>
+      <w:pPr>
+        <w:tabs>
+          <w:tab w:val="right" w:pos="9026" w:leader="dot"/>
+        </w:tabs>
+      </w:pPr>
+      <w:r>
+        <w:rPr>
+          <w:b/>
+          <w:bCs/>
+        </w:rPr>
+        <w:t xml:space="preserve">REFERENCES</w:t>
+      </w:r>
+      <w:r>
+        <w:rPr>
+          <w:b/>
+          <w:bCs/>
+        </w:rPr>
+        <w:tab/>
+      </w:r>
+      <w:r>
+        <w:rPr>
+          <w:b/>
+          <w:bCs/>
+        </w:rPr>
+        <w:t xml:space="preserve">12</w:t>
+      </w:r>
+    </w:p>
+    <w:p>
+      <w:pPr>
+        <w:tabs>
+          <w:tab w:val="right" w:pos="9026" w:leader="dot"/>
+        </w:tabs>
+      </w:pPr>
+      <w:r>
+        <w:rPr>
+          <w:b/>
+          <w:bCs/>
+        </w:rPr>
+        <w:t xml:space="preserve">APPENDIX</w:t>
+      </w:r>
+      <w:r>
+        <w:rPr>
+          <w:b/>
+          <w:bCs/>
+        </w:rPr>
+        <w:tab/>
+      </w:r>
+      <w:r>
+        <w:rPr>
+          <w:b/>
+          <w:bCs/>
+        </w:rPr>
+        <w:t xml:space="preserve">13</w:t>
+      </w:r>
+    </w:p>
+    <w:p>
+      <w:pPr>
+        <w:tabs>
+          <w:tab w:val="right" w:pos="9026" w:leader="dot"/>
+        </w:tabs>
+        <w:ind w:left="340"/>
+      </w:pPr>
+      <w:r>
+        <w:rPr>
+          <w:b w:val="false"/>
+          <w:bCs w:val="false"/>
+        </w:rPr>
+        <w:t xml:space="preserve">A.1  Full Source Code</w:t>
+      </w:r>
+      <w:r>
+        <w:rPr>
+          <w:b w:val="false"/>
+          <w:bCs w:val="false"/>
+        </w:rPr>
+        <w:tab/>
+      </w:r>
+      <w:r>
+        <w:rPr>
+          <w:b w:val="false"/>
+          <w:bCs w:val="false"/>
+        </w:rPr>
+        <w:t xml:space="preserve">13</w:t>
+      </w:r>
+    </w:p>
+    <w:p>
+      <w:pPr>
+        <w:tabs>
+          <w:tab w:val="right" w:pos="9026" w:leader="dot"/>
+        </w:tabs>
+        <w:ind w:left="340"/>
+      </w:pPr>
+      <w:r>
+        <w:rPr>
+          <w:b w:val="false"/>
+          <w:bCs w:val="false"/>
+        </w:rPr>
+        <w:t xml:space="preserve">A.2  Reproducing the Results</w:t>
+      </w:r>
+      <w:r>
+        <w:rPr>
+          <w:b w:val="false"/>
+          <w:bCs w:val="false"/>
+        </w:rPr>
+        <w:tab/>
+      </w:r>
+      <w:r>
+        <w:rPr>
+          <w:b w:val="false"/>
+          <w:bCs w:val="false"/>
+        </w:rPr>
+        <w:t xml:space="preserve">13</w:t>
+      </w:r>
+    </w:p>
+    <w:p>
+      <w:pPr>
+        <w:tabs>
+          <w:tab w:val="right" w:pos="9026" w:leader="dot"/>
+        </w:tabs>
+        <w:ind w:left="340"/>
+      </w:pPr>
+      <w:r>
+        <w:rPr>
+          <w:b w:val="false"/>
+          <w:bCs w:val="false"/>
+        </w:rPr>
+        <w:t xml:space="preserve">A.3  Self and Peer Assessment</w:t>
+      </w:r>
+      <w:r>
+        <w:rPr>
+          <w:b w:val="false"/>
+          <w:bCs w:val="false"/>
+        </w:rPr>
+        <w:tab/>
+      </w:r>
+      <w:r>
+        <w:rPr>
+          <w:b w:val="false"/>
+          <w:bCs w:val="false"/>
+        </w:rPr>
+        <w:t xml:space="preserve">13</w:t>
       </w:r>
     </w:p>
     <w:p>
@@ -766,8 +2015,9 @@
         </w:tblBorders>
       </w:tblPr>
       <w:tblGrid>
-        <w:gridCol w:w="1264"/>
-        <w:gridCol w:w="7762"/>
+        <w:gridCol w:w="1083"/>
+        <w:gridCol w:w="6860"/>
+        <w:gridCol w:w="1083"/>
       </w:tblGrid>
       <w:tr>
         <w:trPr>
@@ -775,7 +2025,7 @@
         </w:trPr>
         <w:tc>
           <w:tcPr>
-            <w:tcW w:type="dxa" w:w="1264"/>
+            <w:tcW w:type="dxa" w:w="1083"/>
             <w:shd w:fill="E8F0E8" w:val="clear"/>
           </w:tcPr>
           <w:p>
@@ -790,7 +2040,7 @@
         </w:tc>
         <w:tc>
           <w:tcPr>
-            <w:tcW w:type="dxa" w:w="7762"/>
+            <w:tcW w:type="dxa" w:w="6860"/>
             <w:shd w:fill="E8F0E8" w:val="clear"/>
           </w:tcPr>
           <w:p>
@@ -803,11 +2053,26 @@
             </w:r>
           </w:p>
         </w:tc>
+        <w:tc>
+          <w:tcPr>
+            <w:tcW w:type="dxa" w:w="1083"/>
+            <w:shd w:fill="E8F0E8" w:val="clear"/>
+          </w:tcPr>
+          <w:p>
+            <w:r>
+              <w:rPr>
+                <w:b/>
+                <w:bCs/>
+              </w:rPr>
+              <w:t xml:space="preserve">Page</w:t>
+            </w:r>
+          </w:p>
+        </w:tc>
       </w:tr>
       <w:tr>
         <w:tc>
           <w:tcPr>
-            <w:tcW w:type="dxa" w:w="1264"/>
+            <w:tcW w:type="dxa" w:w="1083"/>
           </w:tcPr>
           <w:p>
             <w:r>
@@ -821,7 +2086,7 @@
         </w:tc>
         <w:tc>
           <w:tcPr>
-            <w:tcW w:type="dxa" w:w="7762"/>
+            <w:tcW w:type="dxa" w:w="6860"/>
           </w:tcPr>
           <w:p>
             <w:r>
@@ -830,6 +2095,20 @@
                 <w:iCs w:val="false"/>
               </w:rPr>
               <w:t xml:space="preserve">AgriSense three-layer system architecture</w:t>
+            </w:r>
+          </w:p>
+        </w:tc>
+        <w:tc>
+          <w:tcPr>
+            <w:tcW w:type="dxa" w:w="1083"/>
+          </w:tcPr>
+          <w:p>
+            <w:r>
+              <w:rPr>
+                <w:i w:val="false"/>
+                <w:iCs w:val="false"/>
+              </w:rPr>
+              <w:t xml:space="preserve">4</w:t>
             </w:r>
           </w:p>
         </w:tc>
@@ -837,7 +2116,7 @@
       <w:tr>
         <w:tc>
           <w:tcPr>
-            <w:tcW w:type="dxa" w:w="1264"/>
+            <w:tcW w:type="dxa" w:w="1083"/>
           </w:tcPr>
           <w:p>
             <w:r>
@@ -851,7 +2130,7 @@
         </w:tc>
         <w:tc>
           <w:tcPr>
-            <w:tcW w:type="dxa" w:w="7762"/>
+            <w:tcW w:type="dxa" w:w="6860"/>
           </w:tcPr>
           <w:p>
             <w:r>
@@ -860,6 +2139,20 @@
                 <w:iCs w:val="false"/>
               </w:rPr>
               <w:t xml:space="preserve">Code — yield derivation and outlier handling</w:t>
+            </w:r>
+          </w:p>
+        </w:tc>
+        <w:tc>
+          <w:tcPr>
+            <w:tcW w:type="dxa" w:w="1083"/>
+          </w:tcPr>
+          <w:p>
+            <w:r>
+              <w:rPr>
+                <w:i w:val="false"/>
+                <w:iCs w:val="false"/>
+              </w:rPr>
+              <w:t xml:space="preserve">6</w:t>
             </w:r>
           </w:p>
         </w:tc>
@@ -867,7 +2160,7 @@
       <w:tr>
         <w:tc>
           <w:tcPr>
-            <w:tcW w:type="dxa" w:w="1264"/>
+            <w:tcW w:type="dxa" w:w="1083"/>
           </w:tcPr>
           <w:p>
             <w:r>
@@ -881,7 +2174,7 @@
         </w:tc>
         <w:tc>
           <w:tcPr>
-            <w:tcW w:type="dxa" w:w="7762"/>
+            <w:tcW w:type="dxa" w:w="6860"/>
           </w:tcPr>
           <w:p>
             <w:r>
@@ -890,6 +2183,20 @@
                 <w:iCs w:val="false"/>
               </w:rPr>
               <w:t xml:space="preserve">Code — model comparison, selection and tuning</w:t>
+            </w:r>
+          </w:p>
+        </w:tc>
+        <w:tc>
+          <w:tcPr>
+            <w:tcW w:type="dxa" w:w="1083"/>
+          </w:tcPr>
+          <w:p>
+            <w:r>
+              <w:rPr>
+                <w:i w:val="false"/>
+                <w:iCs w:val="false"/>
+              </w:rPr>
+              <w:t xml:space="preserve">6</w:t>
             </w:r>
           </w:p>
         </w:tc>
@@ -897,7 +2204,7 @@
       <w:tr>
         <w:tc>
           <w:tcPr>
-            <w:tcW w:type="dxa" w:w="1264"/>
+            <w:tcW w:type="dxa" w:w="1083"/>
           </w:tcPr>
           <w:p>
             <w:r>
@@ -911,7 +2218,7 @@
         </w:tc>
         <w:tc>
           <w:tcPr>
-            <w:tcW w:type="dxa" w:w="7762"/>
+            <w:tcW w:type="dxa" w:w="6860"/>
           </w:tcPr>
           <w:p>
             <w:r>
@@ -920,6 +2227,20 @@
                 <w:iCs w:val="false"/>
               </w:rPr>
               <w:t xml:space="preserve">Mobile app — onboarding, home and analyze hub</w:t>
+            </w:r>
+          </w:p>
+        </w:tc>
+        <w:tc>
+          <w:tcPr>
+            <w:tcW w:type="dxa" w:w="1083"/>
+          </w:tcPr>
+          <w:p>
+            <w:r>
+              <w:rPr>
+                <w:i w:val="false"/>
+                <w:iCs w:val="false"/>
+              </w:rPr>
+              <w:t xml:space="preserve">7</w:t>
             </w:r>
           </w:p>
         </w:tc>
@@ -927,7 +2248,7 @@
       <w:tr>
         <w:tc>
           <w:tcPr>
-            <w:tcW w:type="dxa" w:w="1264"/>
+            <w:tcW w:type="dxa" w:w="1083"/>
           </w:tcPr>
           <w:p>
             <w:r>
@@ -941,7 +2262,7 @@
         </w:tc>
         <w:tc>
           <w:tcPr>
-            <w:tcW w:type="dxa" w:w="7762"/>
+            <w:tcW w:type="dxa" w:w="6860"/>
           </w:tcPr>
           <w:p>
             <w:r>
@@ -950,6 +2271,20 @@
                 <w:iCs w:val="false"/>
               </w:rPr>
               <w:t xml:space="preserve">Mobile app — the two analysis flows and their results</w:t>
+            </w:r>
+          </w:p>
+        </w:tc>
+        <w:tc>
+          <w:tcPr>
+            <w:tcW w:type="dxa" w:w="1083"/>
+          </w:tcPr>
+          <w:p>
+            <w:r>
+              <w:rPr>
+                <w:i w:val="false"/>
+                <w:iCs w:val="false"/>
+              </w:rPr>
+              <w:t xml:space="preserve">7</w:t>
             </w:r>
           </w:p>
         </w:tc>
@@ -957,7 +2292,7 @@
       <w:tr>
         <w:tc>
           <w:tcPr>
-            <w:tcW w:type="dxa" w:w="1264"/>
+            <w:tcW w:type="dxa" w:w="1083"/>
           </w:tcPr>
           <w:p>
             <w:r>
@@ -971,7 +2306,7 @@
         </w:tc>
         <w:tc>
           <w:tcPr>
-            <w:tcW w:type="dxa" w:w="7762"/>
+            <w:tcW w:type="dxa" w:w="6860"/>
           </w:tcPr>
           <w:p>
             <w:r>
@@ -980,6 +2315,20 @@
                 <w:iCs w:val="false"/>
               </w:rPr>
               <w:t xml:space="preserve">Confusion matrix — tuned Random Forest</w:t>
+            </w:r>
+          </w:p>
+        </w:tc>
+        <w:tc>
+          <w:tcPr>
+            <w:tcW w:type="dxa" w:w="1083"/>
+          </w:tcPr>
+          <w:p>
+            <w:r>
+              <w:rPr>
+                <w:i w:val="false"/>
+                <w:iCs w:val="false"/>
+              </w:rPr>
+              <w:t xml:space="preserve">9</w:t>
             </w:r>
           </w:p>
         </w:tc>
@@ -987,7 +2336,7 @@
       <w:tr>
         <w:tc>
           <w:tcPr>
-            <w:tcW w:type="dxa" w:w="1264"/>
+            <w:tcW w:type="dxa" w:w="1083"/>
           </w:tcPr>
           <w:p>
             <w:r>
@@ -1001,7 +2350,7 @@
         </w:tc>
         <w:tc>
           <w:tcPr>
-            <w:tcW w:type="dxa" w:w="7762"/>
+            <w:tcW w:type="dxa" w:w="6860"/>
           </w:tcPr>
           <w:p>
             <w:r>
@@ -1010,6 +2359,20 @@
                 <w:iCs w:val="false"/>
               </w:rPr>
               <w:t xml:space="preserve">Predicted vs actual yield — tuned XGBoost</w:t>
+            </w:r>
+          </w:p>
+        </w:tc>
+        <w:tc>
+          <w:tcPr>
+            <w:tcW w:type="dxa" w:w="1083"/>
+          </w:tcPr>
+          <w:p>
+            <w:r>
+              <w:rPr>
+                <w:i w:val="false"/>
+                <w:iCs w:val="false"/>
+              </w:rPr>
+              <w:t xml:space="preserve">9</w:t>
             </w:r>
           </w:p>
         </w:tc>
@@ -1017,7 +2380,7 @@
       <w:tr>
         <w:tc>
           <w:tcPr>
-            <w:tcW w:type="dxa" w:w="1264"/>
+            <w:tcW w:type="dxa" w:w="1083"/>
           </w:tcPr>
           <w:p>
             <w:r>
@@ -1031,7 +2394,7 @@
         </w:tc>
         <w:tc>
           <w:tcPr>
-            <w:tcW w:type="dxa" w:w="7762"/>
+            <w:tcW w:type="dxa" w:w="6860"/>
           </w:tcPr>
           <w:p>
             <w:r>
@@ -1040,6 +2403,20 @@
                 <w:iCs w:val="false"/>
               </w:rPr>
               <w:t xml:space="preserve">Feature importance — both final models</w:t>
+            </w:r>
+          </w:p>
+        </w:tc>
+        <w:tc>
+          <w:tcPr>
+            <w:tcW w:type="dxa" w:w="1083"/>
+          </w:tcPr>
+          <w:p>
+            <w:r>
+              <w:rPr>
+                <w:i w:val="false"/>
+                <w:iCs w:val="false"/>
+              </w:rPr>
+              <w:t xml:space="preserve">9</w:t>
             </w:r>
           </w:p>
         </w:tc>
@@ -1074,8 +2451,9 @@
         </w:tblBorders>
       </w:tblPr>
       <w:tblGrid>
-        <w:gridCol w:w="1264"/>
-        <w:gridCol w:w="7762"/>
+        <w:gridCol w:w="1083"/>
+        <w:gridCol w:w="6860"/>
+        <w:gridCol w:w="1083"/>
       </w:tblGrid>
       <w:tr>
         <w:trPr>
@@ -1083,7 +2461,7 @@
         </w:trPr>
         <w:tc>
           <w:tcPr>
-            <w:tcW w:type="dxa" w:w="1264"/>
+            <w:tcW w:type="dxa" w:w="1083"/>
             <w:shd w:fill="E8F0E8" w:val="clear"/>
           </w:tcPr>
           <w:p>
@@ -1098,7 +2476,7 @@
         </w:tc>
         <w:tc>
           <w:tcPr>
-            <w:tcW w:type="dxa" w:w="7762"/>
+            <w:tcW w:type="dxa" w:w="6860"/>
             <w:shd w:fill="E8F0E8" w:val="clear"/>
           </w:tcPr>
           <w:p>
@@ -1111,11 +2489,26 @@
             </w:r>
           </w:p>
         </w:tc>
+        <w:tc>
+          <w:tcPr>
+            <w:tcW w:type="dxa" w:w="1083"/>
+            <w:shd w:fill="E8F0E8" w:val="clear"/>
+          </w:tcPr>
+          <w:p>
+            <w:r>
+              <w:rPr>
+                <w:b/>
+                <w:bCs/>
+              </w:rPr>
+              <w:t xml:space="preserve">Page</w:t>
+            </w:r>
+          </w:p>
+        </w:tc>
       </w:tr>
       <w:tr>
         <w:tc>
           <w:tcPr>
-            <w:tcW w:type="dxa" w:w="1264"/>
+            <w:tcW w:type="dxa" w:w="1083"/>
           </w:tcPr>
           <w:p>
             <w:r>
@@ -1129,7 +2522,7 @@
         </w:tc>
         <w:tc>
           <w:tcPr>
-            <w:tcW w:type="dxa" w:w="7762"/>
+            <w:tcW w:type="dxa" w:w="6860"/>
           </w:tcPr>
           <w:p>
             <w:r>
@@ -1138,6 +2531,20 @@
                 <w:iCs w:val="false"/>
               </w:rPr>
               <w:t xml:space="preserve">Summary of explored approaches</w:t>
+            </w:r>
+          </w:p>
+        </w:tc>
+        <w:tc>
+          <w:tcPr>
+            <w:tcW w:type="dxa" w:w="1083"/>
+          </w:tcPr>
+          <w:p>
+            <w:r>
+              <w:rPr>
+                <w:i w:val="false"/>
+                <w:iCs w:val="false"/>
+              </w:rPr>
+              <w:t xml:space="preserve">2</w:t>
             </w:r>
           </w:p>
         </w:tc>
@@ -1145,7 +2552,7 @@
       <w:tr>
         <w:tc>
           <w:tcPr>
-            <w:tcW w:type="dxa" w:w="1264"/>
+            <w:tcW w:type="dxa" w:w="1083"/>
           </w:tcPr>
           <w:p>
             <w:r>
@@ -1159,7 +2566,7 @@
         </w:tc>
         <w:tc>
           <w:tcPr>
-            <w:tcW w:type="dxa" w:w="7762"/>
+            <w:tcW w:type="dxa" w:w="6860"/>
           </w:tcPr>
           <w:p>
             <w:r>
@@ -1168,6 +2575,20 @@
                 <w:iCs w:val="false"/>
               </w:rPr>
               <w:t xml:space="preserve">Weekly PBL progress log</w:t>
+            </w:r>
+          </w:p>
+        </w:tc>
+        <w:tc>
+          <w:tcPr>
+            <w:tcW w:type="dxa" w:w="1083"/>
+          </w:tcPr>
+          <w:p>
+            <w:r>
+              <w:rPr>
+                <w:i w:val="false"/>
+                <w:iCs w:val="false"/>
+              </w:rPr>
+              <w:t xml:space="preserve">3</w:t>
             </w:r>
           </w:p>
         </w:tc>
@@ -1175,7 +2596,7 @@
       <w:tr>
         <w:tc>
           <w:tcPr>
-            <w:tcW w:type="dxa" w:w="1264"/>
+            <w:tcW w:type="dxa" w:w="1083"/>
           </w:tcPr>
           <w:p>
             <w:r>
@@ -1189,7 +2610,7 @@
         </w:tc>
         <w:tc>
           <w:tcPr>
-            <w:tcW w:type="dxa" w:w="7762"/>
+            <w:tcW w:type="dxa" w:w="6860"/>
           </w:tcPr>
           <w:p>
             <w:r>
@@ -1198,6 +2619,20 @@
                 <w:iCs w:val="false"/>
               </w:rPr>
               <w:t xml:space="preserve">Hardware and software requirements</w:t>
+            </w:r>
+          </w:p>
+        </w:tc>
+        <w:tc>
+          <w:tcPr>
+            <w:tcW w:type="dxa" w:w="1083"/>
+          </w:tcPr>
+          <w:p>
+            <w:r>
+              <w:rPr>
+                <w:i w:val="false"/>
+                <w:iCs w:val="false"/>
+              </w:rPr>
+              <w:t xml:space="preserve">3</w:t>
             </w:r>
           </w:p>
         </w:tc>
@@ -1205,7 +2640,7 @@
       <w:tr>
         <w:tc>
           <w:tcPr>
-            <w:tcW w:type="dxa" w:w="1264"/>
+            <w:tcW w:type="dxa" w:w="1083"/>
           </w:tcPr>
           <w:p>
             <w:r>
@@ -1219,7 +2654,7 @@
         </w:tc>
         <w:tc>
           <w:tcPr>
-            <w:tcW w:type="dxa" w:w="7762"/>
+            <w:tcW w:type="dxa" w:w="6860"/>
           </w:tcPr>
           <w:p>
             <w:r>
@@ -1228,6 +2663,20 @@
                 <w:iCs w:val="false"/>
               </w:rPr>
               <w:t xml:space="preserve">Model comparison across iterations</w:t>
+            </w:r>
+          </w:p>
+        </w:tc>
+        <w:tc>
+          <w:tcPr>
+            <w:tcW w:type="dxa" w:w="1083"/>
+          </w:tcPr>
+          <w:p>
+            <w:r>
+              <w:rPr>
+                <w:i w:val="false"/>
+                <w:iCs w:val="false"/>
+              </w:rPr>
+              <w:t xml:space="preserve">5</w:t>
             </w:r>
           </w:p>
         </w:tc>
@@ -1235,7 +2684,7 @@
       <w:tr>
         <w:tc>
           <w:tcPr>
-            <w:tcW w:type="dxa" w:w="1264"/>
+            <w:tcW w:type="dxa" w:w="1083"/>
           </w:tcPr>
           <w:p>
             <w:r>
@@ -1249,7 +2698,7 @@
         </w:tc>
         <w:tc>
           <w:tcPr>
-            <w:tcW w:type="dxa" w:w="7762"/>
+            <w:tcW w:type="dxa" w:w="6860"/>
           </w:tcPr>
           <w:p>
             <w:r>
@@ -1258,6 +2707,20 @@
                 <w:iCs w:val="false"/>
               </w:rPr>
               <w:t xml:space="preserve">Final hyperparameters</w:t>
+            </w:r>
+          </w:p>
+        </w:tc>
+        <w:tc>
+          <w:tcPr>
+            <w:tcW w:type="dxa" w:w="1083"/>
+          </w:tcPr>
+          <w:p>
+            <w:r>
+              <w:rPr>
+                <w:i w:val="false"/>
+                <w:iCs w:val="false"/>
+              </w:rPr>
+              <w:t xml:space="preserve">5</w:t>
             </w:r>
           </w:p>
         </w:tc>
@@ -1265,7 +2728,7 @@
       <w:tr>
         <w:tc>
           <w:tcPr>
-            <w:tcW w:type="dxa" w:w="1264"/>
+            <w:tcW w:type="dxa" w:w="1083"/>
           </w:tcPr>
           <w:p>
             <w:r>
@@ -1279,7 +2742,7 @@
         </w:tc>
         <w:tc>
           <w:tcPr>
-            <w:tcW w:type="dxa" w:w="7762"/>
+            <w:tcW w:type="dxa" w:w="6860"/>
           </w:tcPr>
           <w:p>
             <w:r>
@@ -1288,6 +2751,20 @@
                 <w:iCs w:val="false"/>
               </w:rPr>
               <w:t xml:space="preserve">Classification results</w:t>
+            </w:r>
+          </w:p>
+        </w:tc>
+        <w:tc>
+          <w:tcPr>
+            <w:tcW w:type="dxa" w:w="1083"/>
+          </w:tcPr>
+          <w:p>
+            <w:r>
+              <w:rPr>
+                <w:i w:val="false"/>
+                <w:iCs w:val="false"/>
+              </w:rPr>
+              <w:t xml:space="preserve">8</w:t>
             </w:r>
           </w:p>
         </w:tc>
@@ -1295,7 +2772,7 @@
       <w:tr>
         <w:tc>
           <w:tcPr>
-            <w:tcW w:type="dxa" w:w="1264"/>
+            <w:tcW w:type="dxa" w:w="1083"/>
           </w:tcPr>
           <w:p>
             <w:r>
@@ -1309,7 +2786,7 @@
         </w:tc>
         <w:tc>
           <w:tcPr>
-            <w:tcW w:type="dxa" w:w="7762"/>
+            <w:tcW w:type="dxa" w:w="6860"/>
           </w:tcPr>
           <w:p>
             <w:r>
@@ -1318,6 +2795,20 @@
                 <w:iCs w:val="false"/>
               </w:rPr>
               <w:t xml:space="preserve">Regression results</w:t>
+            </w:r>
+          </w:p>
+        </w:tc>
+        <w:tc>
+          <w:tcPr>
+            <w:tcW w:type="dxa" w:w="1083"/>
+          </w:tcPr>
+          <w:p>
+            <w:r>
+              <w:rPr>
+                <w:i w:val="false"/>
+                <w:iCs w:val="false"/>
+              </w:rPr>
+              <w:t xml:space="preserve">8</w:t>
             </w:r>
           </w:p>
         </w:tc>
@@ -1325,7 +2816,7 @@
       <w:tr>
         <w:tc>
           <w:tcPr>
-            <w:tcW w:type="dxa" w:w="1264"/>
+            <w:tcW w:type="dxa" w:w="1083"/>
           </w:tcPr>
           <w:p>
             <w:r>
@@ -1339,7 +2830,7 @@
         </w:tc>
         <w:tc>
           <w:tcPr>
-            <w:tcW w:type="dxa" w:w="7762"/>
+            <w:tcW w:type="dxa" w:w="6860"/>
           </w:tcPr>
           <w:p>
             <w:r>
@@ -1348,6 +2839,20 @@
                 <w:iCs w:val="false"/>
               </w:rPr>
               <w:t xml:space="preserve">Defects found during integration testing</w:t>
+            </w:r>
+          </w:p>
+        </w:tc>
+        <w:tc>
+          <w:tcPr>
+            <w:tcW w:type="dxa" w:w="1083"/>
+          </w:tcPr>
+          <w:p>
+            <w:r>
+              <w:rPr>
+                <w:i w:val="false"/>
+                <w:iCs w:val="false"/>
+              </w:rPr>
+              <w:t xml:space="preserve">10</w:t>
             </w:r>
           </w:p>
         </w:tc>
@@ -1355,7 +2860,7 @@
       <w:tr>
         <w:tc>
           <w:tcPr>
-            <w:tcW w:type="dxa" w:w="1264"/>
+            <w:tcW w:type="dxa" w:w="1083"/>
           </w:tcPr>
           <w:p>
             <w:r>
@@ -1369,7 +2874,7 @@
         </w:tc>
         <w:tc>
           <w:tcPr>
-            <w:tcW w:type="dxa" w:w="7762"/>
+            <w:tcW w:type="dxa" w:w="6860"/>
           </w:tcPr>
           <w:p>
             <w:r>
@@ -1378,6 +2883,20 @@
                 <w:iCs w:val="false"/>
               </w:rPr>
               <w:t xml:space="preserve">Course outcome evidence</w:t>
+            </w:r>
+          </w:p>
+        </w:tc>
+        <w:tc>
+          <w:tcPr>
+            <w:tcW w:type="dxa" w:w="1083"/>
+          </w:tcPr>
+          <w:p>
+            <w:r>
+              <w:rPr>
+                <w:i w:val="false"/>
+                <w:iCs w:val="false"/>
+              </w:rPr>
+              <w:t xml:space="preserve">11</w:t>
             </w:r>
           </w:p>
         </w:tc>
@@ -1385,7 +2904,7 @@
       <w:tr>
         <w:tc>
           <w:tcPr>
-            <w:tcW w:type="dxa" w:w="1264"/>
+            <w:tcW w:type="dxa" w:w="1083"/>
           </w:tcPr>
           <w:p>
             <w:r>
@@ -1399,7 +2918,7 @@
         </w:tc>
         <w:tc>
           <w:tcPr>
-            <w:tcW w:type="dxa" w:w="7762"/>
+            <w:tcW w:type="dxa" w:w="6860"/>
           </w:tcPr>
           <w:p>
             <w:r>
@@ -1408,6 +2927,20 @@
                 <w:iCs w:val="false"/>
               </w:rPr>
               <w:t xml:space="preserve">Self and peer assessment</w:t>
+            </w:r>
+          </w:p>
+        </w:tc>
+        <w:tc>
+          <w:tcPr>
+            <w:tcW w:type="dxa" w:w="1083"/>
+          </w:tcPr>
+          <w:p>
+            <w:r>
+              <w:rPr>
+                <w:i w:val="false"/>
+                <w:iCs w:val="false"/>
+              </w:rPr>
+              <w:t xml:space="preserve">13</w:t>
             </w:r>
           </w:p>
         </w:tc>
@@ -1863,8 +3396,20 @@
     </w:tbl>
     <w:p>
       <w:pPr>
+        <w:sectPr>
+          <w:footerReference w:type="default" r:id="rId7"/>
+          <w:footerReference w:type="first" r:id="rId8"/>
+          <w:pgSz w:w="11906" w:h="16838" w:orient="portrait"/>
+          <w:pgMar w:top="1440" w:right="1440" w:bottom="1440" w:left="1440" w:header="708" w:footer="708" w:gutter="0"/>
+          <w:pgNumType w:fmt="lowerRoman"/>
+          <w:titlePg/>
+          <w:docGrid w:linePitch="360"/>
+        </w:sectPr>
+      </w:pPr>
+    </w:p>
+    <w:p>
+      <w:pPr>
         <w:pStyle w:val="Heading1"/>
-        <w:pageBreakBefore/>
         <w:jc w:val="center"/>
       </w:pPr>
       <w:r>
@@ -3161,867 +4706,6 @@
         <w:drawing>
           <wp:inline distT="0" distB="0" distL="0" distR="0">
             <wp:extent cx="3810000" cy="4229100"/>
-            <wp:effectExtent t="0" r="0" b="0" l="0"/>
-            <wp:docPr id="1" name="" descr="" title=""/>
-            <wp:cNvGraphicFramePr>
-              <a:graphicFrameLocks xmlns:a="http://schemas.openxmlformats.org/drawingml/2006/main" noChangeAspect="1"/>
-            </wp:cNvGraphicFramePr>
-            <a:graphic xmlns:a="http://schemas.openxmlformats.org/drawingml/2006/main">
-              <a:graphicData uri="http://schemas.openxmlformats.org/drawingml/2006/picture">
-                <pic:pic xmlns:pic="http://schemas.openxmlformats.org/drawingml/2006/picture">
-                  <pic:nvPicPr>
-                    <pic:cNvPr id="0" name="" descr=""/>
-                    <pic:cNvPicPr>
-                      <a:picLocks noChangeAspect="1" noChangeArrowheads="1"/>
-                    </pic:cNvPicPr>
-                  </pic:nvPicPr>
-                  <pic:blipFill>
-                    <a:blip r:embed="rId8" cstate="none"/>
-                    <a:srcRect/>
-                    <a:stretch>
-                      <a:fillRect/>
-                    </a:stretch>
-                  </pic:blipFill>
-                  <pic:spPr bwMode="auto">
-                    <a:xfrm>
-                      <a:off x="0" y="0"/>
-                      <a:ext cx="3810000" cy="4229100"/>
-                    </a:xfrm>
-                    <a:prstGeom prst="rect">
-                      <a:avLst/>
-                    </a:prstGeom>
-                  </pic:spPr>
-                </pic:pic>
-              </a:graphicData>
-            </a:graphic>
-          </wp:inline>
-        </w:drawing>
-      </w:r>
-    </w:p>
-    <w:p>
-      <w:pPr>
-        <w:jc w:val="center"/>
-      </w:pPr>
-      <w:r>
-        <w:rPr>
-          <w:i/>
-          <w:iCs/>
-        </w:rPr>
-        <w:t xml:space="preserve">Figure 4.1 — AgriSense three-layer system architecture</w:t>
-      </w:r>
-    </w:p>
-    <w:p>
-      <w:pPr>
-        <w:jc w:val="both"/>
-      </w:pPr>
-      <w:r>
-        <w:t xml:space="preserve">The training pipelines read the raw CSVs, clean and encode them, compare candidate models, tune the winner and serialise it. The model store holds those artefacts, committed so no consumer retrains. The inference module loads them once, caches them, and exposes two plain functions. The API layer validates incoming JSON against Pydantic schemas, calls those functions and wraps the outcome in a consistent envelope. The client renders forms, posts them and stores results locally. The layering is enforced by a test rather than by convention: api/tests/test_parity.py asserts endpoint output equals direct function output.</w:t>
-      </w:r>
-    </w:p>
-    <w:p>
-      <w:pPr>
-        <w:pStyle w:val="Heading2"/>
-      </w:pPr>
-      <w:r>
-        <w:t xml:space="preserve">4.2  Iteration 1 — Baseline</w:t>
-      </w:r>
-    </w:p>
-    <w:p>
-      <w:pPr>
-        <w:jc w:val="both"/>
-      </w:pPr>
-      <w:r>
-        <w:t xml:space="preserve">The first version established a floor with the simplest reasonable models: a standardised logistic regression on a stratified 80/20 split (1,760 train, 440 test), and ordinary least squares for yield. The regression data required real cleaning first — column names and string values carry trailing whitespace in the source file (seasons appear as “Kharif     ”), 215 rows have no production value, and yield once derived ranged from 0.0005 to 33,089. Rows with missing or non-positive area or production were dropped and yield clipped to the 1st–99th percentile, taking 49,999 rows to 48,681 and the range to 0.168–129.2.</w:t>
-      </w:r>
-    </w:p>
-    <w:p>
-      <w:pPr>
-        <w:jc w:val="both"/>
-      </w:pPr>
-      <w:r>
-        <w:t xml:space="preserve">A correlation heatmap (outputs/crop_correlation_heatmap.png) showed low inter-feature correlation, so all seven features were retained. The two baselines pointed in opposite directions, and that shaped the next iteration. Classification was already strong at 97.27%, so the open question was whether the remaining error was reducible at all. Regression explained only 7% of variance, which said clearly that yield is not a linear function of label-encoded categorical inputs and that a different model family was needed rather than better linear features.</w:t>
-      </w:r>
-    </w:p>
-    <w:p>
-      <w:pPr>
-        <w:pStyle w:val="Heading2"/>
-      </w:pPr>
-      <w:r>
-        <w:t xml:space="preserve">4.3  Iteration 2 — Refinement</w:t>
-      </w:r>
-    </w:p>
-    <w:p>
-      <w:pPr>
-        <w:jc w:val="both"/>
-      </w:pPr>
-      <w:r>
-        <w:t xml:space="preserve">Iteration 2 added two ensemble methods per task on identical splits, then tuned the winner by exhaustive grid search — 27 candidates over n_estimators, max_depth and min_samples_split for the forest, and 12 over n_estimators, max_depth and learning_rate for the boosted regressor.</w:t>
-      </w:r>
-    </w:p>
-    <w:tbl>
-      <w:tblPr>
-        <w:tblW w:type="dxa" w:w="9026"/>
-        <w:tblBorders>
-          <w:top w:val="single" w:color="auto" w:sz="4"/>
-          <w:left w:val="single" w:color="auto" w:sz="4"/>
-          <w:bottom w:val="single" w:color="auto" w:sz="4"/>
-          <w:right w:val="single" w:color="auto" w:sz="4"/>
-          <w:insideH w:val="single" w:color="auto" w:sz="4"/>
-          <w:insideV w:val="single" w:color="auto" w:sz="4"/>
-        </w:tblBorders>
-      </w:tblPr>
-      <w:tblGrid>
-        <w:gridCol w:w="1986"/>
-        <w:gridCol w:w="3881"/>
-        <w:gridCol w:w="3159"/>
-      </w:tblGrid>
-      <w:tr>
-        <w:trPr>
-          <w:tblHeader/>
-        </w:trPr>
-        <w:tc>
-          <w:tcPr>
-            <w:tcW w:type="dxa" w:w="1986"/>
-            <w:shd w:fill="E8F0E8" w:val="clear"/>
-          </w:tcPr>
-          <w:p>
-            <w:r>
-              <w:rPr>
-                <w:b/>
-                <w:bCs/>
-              </w:rPr>
-              <w:t xml:space="preserve">Task</w:t>
-            </w:r>
-          </w:p>
-        </w:tc>
-        <w:tc>
-          <w:tcPr>
-            <w:tcW w:type="dxa" w:w="3881"/>
-            <w:shd w:fill="E8F0E8" w:val="clear"/>
-          </w:tcPr>
-          <w:p>
-            <w:r>
-              <w:rPr>
-                <w:b/>
-                <w:bCs/>
-              </w:rPr>
-              <w:t xml:space="preserve">Model</w:t>
-            </w:r>
-          </w:p>
-        </w:tc>
-        <w:tc>
-          <w:tcPr>
-            <w:tcW w:type="dxa" w:w="3159"/>
-            <w:shd w:fill="E8F0E8" w:val="clear"/>
-          </w:tcPr>
-          <w:p>
-            <w:r>
-              <w:rPr>
-                <w:b/>
-                <w:bCs/>
-              </w:rPr>
-              <w:t xml:space="preserve">Key metric</w:t>
-            </w:r>
-          </w:p>
-        </w:tc>
-      </w:tr>
-      <w:tr>
-        <w:tc>
-          <w:tcPr>
-            <w:tcW w:type="dxa" w:w="1986"/>
-          </w:tcPr>
-          <w:p>
-            <w:r>
-              <w:rPr>
-                <w:i w:val="false"/>
-                <w:iCs w:val="false"/>
-              </w:rPr>
-              <w:t xml:space="preserve">Classification</w:t>
-            </w:r>
-          </w:p>
-        </w:tc>
-        <w:tc>
-          <w:tcPr>
-            <w:tcW w:type="dxa" w:w="3881"/>
-          </w:tcPr>
-          <w:p>
-            <w:r>
-              <w:rPr>
-                <w:i w:val="false"/>
-                <w:iCs w:val="false"/>
-              </w:rPr>
-              <w:t xml:space="preserve">Logistic Regression (baseline)</w:t>
-            </w:r>
-          </w:p>
-        </w:tc>
-        <w:tc>
-          <w:tcPr>
-            <w:tcW w:type="dxa" w:w="3159"/>
-          </w:tcPr>
-          <w:p>
-            <w:r>
-              <w:rPr>
-                <w:i w:val="false"/>
-                <w:iCs w:val="false"/>
-              </w:rPr>
-              <w:t xml:space="preserve">Accuracy 0.9727</w:t>
-            </w:r>
-          </w:p>
-        </w:tc>
-      </w:tr>
-      <w:tr>
-        <w:tc>
-          <w:tcPr>
-            <w:tcW w:type="dxa" w:w="1986"/>
-          </w:tcPr>
-          <w:p>
-            <w:r>
-              <w:rPr>
-                <w:i w:val="false"/>
-                <w:iCs w:val="false"/>
-              </w:rPr>
-              <w:t xml:space="preserve">Classification</w:t>
-            </w:r>
-          </w:p>
-        </w:tc>
-        <w:tc>
-          <w:tcPr>
-            <w:tcW w:type="dxa" w:w="3881"/>
-          </w:tcPr>
-          <w:p>
-            <w:r>
-              <w:rPr>
-                <w:i w:val="false"/>
-                <w:iCs w:val="false"/>
-              </w:rPr>
-              <w:t xml:space="preserve">Random Forest</w:t>
-            </w:r>
-          </w:p>
-        </w:tc>
-        <w:tc>
-          <w:tcPr>
-            <w:tcW w:type="dxa" w:w="3159"/>
-          </w:tcPr>
-          <w:p>
-            <w:r>
-              <w:rPr>
-                <w:i w:val="false"/>
-                <w:iCs w:val="false"/>
-              </w:rPr>
-              <w:t xml:space="preserve">Accuracy 0.9955</w:t>
-            </w:r>
-          </w:p>
-        </w:tc>
-      </w:tr>
-      <w:tr>
-        <w:tc>
-          <w:tcPr>
-            <w:tcW w:type="dxa" w:w="1986"/>
-          </w:tcPr>
-          <w:p>
-            <w:r>
-              <w:rPr>
-                <w:i w:val="false"/>
-                <w:iCs w:val="false"/>
-              </w:rPr>
-              <w:t xml:space="preserve">Classification</w:t>
-            </w:r>
-          </w:p>
-        </w:tc>
-        <w:tc>
-          <w:tcPr>
-            <w:tcW w:type="dxa" w:w="3881"/>
-          </w:tcPr>
-          <w:p>
-            <w:r>
-              <w:rPr>
-                <w:i w:val="false"/>
-                <w:iCs w:val="false"/>
-              </w:rPr>
-              <w:t xml:space="preserve">XGBoost</w:t>
-            </w:r>
-          </w:p>
-        </w:tc>
-        <w:tc>
-          <w:tcPr>
-            <w:tcW w:type="dxa" w:w="3159"/>
-          </w:tcPr>
-          <w:p>
-            <w:r>
-              <w:rPr>
-                <w:i w:val="false"/>
-                <w:iCs w:val="false"/>
-              </w:rPr>
-              <w:t xml:space="preserve">Accuracy 0.9886</w:t>
-            </w:r>
-          </w:p>
-        </w:tc>
-      </w:tr>
-      <w:tr>
-        <w:tc>
-          <w:tcPr>
-            <w:tcW w:type="dxa" w:w="1986"/>
-          </w:tcPr>
-          <w:p>
-            <w:r>
-              <w:rPr>
-                <w:i w:val="false"/>
-                <w:iCs w:val="false"/>
-              </w:rPr>
-              <w:t xml:space="preserve">Regression</w:t>
-            </w:r>
-          </w:p>
-        </w:tc>
-        <w:tc>
-          <w:tcPr>
-            <w:tcW w:type="dxa" w:w="3881"/>
-          </w:tcPr>
-          <w:p>
-            <w:r>
-              <w:rPr>
-                <w:i w:val="false"/>
-                <w:iCs w:val="false"/>
-              </w:rPr>
-              <w:t xml:space="preserve">Linear Regression (baseline)</w:t>
-            </w:r>
-          </w:p>
-        </w:tc>
-        <w:tc>
-          <w:tcPr>
-            <w:tcW w:type="dxa" w:w="3159"/>
-          </w:tcPr>
-          <w:p>
-            <w:r>
-              <w:rPr>
-                <w:i w:val="false"/>
-                <w:iCs w:val="false"/>
-              </w:rPr>
-              <w:t xml:space="preserve">R² 0.0726</w:t>
-            </w:r>
-          </w:p>
-        </w:tc>
-      </w:tr>
-      <w:tr>
-        <w:tc>
-          <w:tcPr>
-            <w:tcW w:type="dxa" w:w="1986"/>
-          </w:tcPr>
-          <w:p>
-            <w:r>
-              <w:rPr>
-                <w:i w:val="false"/>
-                <w:iCs w:val="false"/>
-              </w:rPr>
-              <w:t xml:space="preserve">Regression</w:t>
-            </w:r>
-          </w:p>
-        </w:tc>
-        <w:tc>
-          <w:tcPr>
-            <w:tcW w:type="dxa" w:w="3881"/>
-          </w:tcPr>
-          <w:p>
-            <w:r>
-              <w:rPr>
-                <w:i w:val="false"/>
-                <w:iCs w:val="false"/>
-              </w:rPr>
-              <w:t xml:space="preserve">Random Forest</w:t>
-            </w:r>
-          </w:p>
-        </w:tc>
-        <w:tc>
-          <w:tcPr>
-            <w:tcW w:type="dxa" w:w="3159"/>
-          </w:tcPr>
-          <w:p>
-            <w:r>
-              <w:rPr>
-                <w:i w:val="false"/>
-                <w:iCs w:val="false"/>
-              </w:rPr>
-              <w:t xml:space="preserve">R² 0.6719</w:t>
-            </w:r>
-          </w:p>
-        </w:tc>
-      </w:tr>
-      <w:tr>
-        <w:tc>
-          <w:tcPr>
-            <w:tcW w:type="dxa" w:w="1986"/>
-          </w:tcPr>
-          <w:p>
-            <w:r>
-              <w:rPr>
-                <w:i w:val="false"/>
-                <w:iCs w:val="false"/>
-              </w:rPr>
-              <w:t xml:space="preserve">Regression</w:t>
-            </w:r>
-          </w:p>
-        </w:tc>
-        <w:tc>
-          <w:tcPr>
-            <w:tcW w:type="dxa" w:w="3881"/>
-          </w:tcPr>
-          <w:p>
-            <w:r>
-              <w:rPr>
-                <w:i w:val="false"/>
-                <w:iCs w:val="false"/>
-              </w:rPr>
-              <w:t xml:space="preserve">XGBoost</w:t>
-            </w:r>
-          </w:p>
-        </w:tc>
-        <w:tc>
-          <w:tcPr>
-            <w:tcW w:type="dxa" w:w="3159"/>
-          </w:tcPr>
-          <w:p>
-            <w:r>
-              <w:rPr>
-                <w:i w:val="false"/>
-                <w:iCs w:val="false"/>
-              </w:rPr>
-              <w:t xml:space="preserve">R² 0.6946</w:t>
-            </w:r>
-          </w:p>
-        </w:tc>
-      </w:tr>
-    </w:tbl>
-    <w:p>
-      <w:pPr>
-        <w:jc w:val="center"/>
-      </w:pPr>
-      <w:r>
-        <w:rPr>
-          <w:i/>
-          <w:iCs/>
-        </w:rPr>
-        <w:t xml:space="preserve">Table 4.1 — Model comparison across iterations</w:t>
-      </w:r>
-    </w:p>
-    <w:p>
-      <w:pPr>
-        <w:jc w:val="both"/>
-      </w:pPr>
-      <w:r>
-        <w:t xml:space="preserve">Random Forest won classification and XGBoost regression, confirming the decision in Section 2.3 not to assume one family suits both. Tuning had asymmetric effect, itself a result. The classifier did not improve — 0.9955 before and after — because at 440 test records it was already missing only two. The regressor improved materially, from R² 0.6946 to 0.7403, with RMSE falling from 5.4483 to 5.0247. Notably the selected depth was 4, shallower than the untuned 6: the search found the model had been overfitting and that constraining it generalised better.</w:t>
-      </w:r>
-    </w:p>
-    <w:p>
-      <w:pPr>
-        <w:pStyle w:val="Heading2"/>
-      </w:pPr>
-      <w:r>
-        <w:t xml:space="preserve">4.4  Final Approach and Training Procedure</w:t>
-      </w:r>
-    </w:p>
-    <w:p>
-      <w:pPr>
-        <w:jc w:val="both"/>
-      </w:pPr>
-      <w:r>
-        <w:t xml:space="preserve">For crop recommendation the final model is a Random Forest of 100 trees, maximum depth 10, minimum 5 samples to split. This fits because the 22 classes are separated by threshold-like conditions on rainfall and humidity rather than linear boundaries. For yield the final model is an XGBoost regressor with 200 rounds, depth 4 and learning rate 0.1; trees are added sequentially against residual error, with the learning rate shrinking each contribution. This fits a target driven mainly by crop and season — a step-like surface over categorical inputs a linear model cannot represent at all, as its R² of 0.07 demonstrated.</w:t>
-      </w:r>
-    </w:p>
-    <w:tbl>
-      <w:tblPr>
-        <w:tblW w:type="dxa" w:w="9026"/>
-        <w:tblBorders>
-          <w:top w:val="single" w:color="auto" w:sz="4"/>
-          <w:left w:val="single" w:color="auto" w:sz="4"/>
-          <w:bottom w:val="single" w:color="auto" w:sz="4"/>
-          <w:right w:val="single" w:color="auto" w:sz="4"/>
-          <w:insideH w:val="single" w:color="auto" w:sz="4"/>
-          <w:insideV w:val="single" w:color="auto" w:sz="4"/>
-        </w:tblBorders>
-      </w:tblPr>
-      <w:tblGrid>
-        <w:gridCol w:w="2888"/>
-        <w:gridCol w:w="1444"/>
-        <w:gridCol w:w="1354"/>
-        <w:gridCol w:w="2257"/>
-        <w:gridCol w:w="1083"/>
-      </w:tblGrid>
-      <w:tr>
-        <w:trPr>
-          <w:tblHeader/>
-        </w:trPr>
-        <w:tc>
-          <w:tcPr>
-            <w:tcW w:type="dxa" w:w="2888"/>
-            <w:shd w:fill="E8F0E8" w:val="clear"/>
-          </w:tcPr>
-          <w:p>
-            <w:r>
-              <w:rPr>
-                <w:b/>
-                <w:bCs/>
-              </w:rPr>
-              <w:t xml:space="preserve">Model</w:t>
-            </w:r>
-          </w:p>
-        </w:tc>
-        <w:tc>
-          <w:tcPr>
-            <w:tcW w:type="dxa" w:w="1444"/>
-            <w:shd w:fill="E8F0E8" w:val="clear"/>
-          </w:tcPr>
-          <w:p>
-            <w:r>
-              <w:rPr>
-                <w:b/>
-                <w:bCs/>
-              </w:rPr>
-              <w:t xml:space="preserve">n_estimators</w:t>
-            </w:r>
-          </w:p>
-        </w:tc>
-        <w:tc>
-          <w:tcPr>
-            <w:tcW w:type="dxa" w:w="1354"/>
-            <w:shd w:fill="E8F0E8" w:val="clear"/>
-          </w:tcPr>
-          <w:p>
-            <w:r>
-              <w:rPr>
-                <w:b/>
-                <w:bCs/>
-              </w:rPr>
-              <w:t xml:space="preserve">max_depth</w:t>
-            </w:r>
-          </w:p>
-        </w:tc>
-        <w:tc>
-          <w:tcPr>
-            <w:tcW w:type="dxa" w:w="2257"/>
-            <w:shd w:fill="E8F0E8" w:val="clear"/>
-          </w:tcPr>
-          <w:p>
-            <w:r>
-              <w:rPr>
-                <w:b/>
-                <w:bCs/>
-              </w:rPr>
-              <w:t xml:space="preserve">other</w:t>
-            </w:r>
-          </w:p>
-        </w:tc>
-        <w:tc>
-          <w:tcPr>
-            <w:tcW w:type="dxa" w:w="1083"/>
-            <w:shd w:fill="E8F0E8" w:val="clear"/>
-          </w:tcPr>
-          <w:p>
-            <w:r>
-              <w:rPr>
-                <w:b/>
-                <w:bCs/>
-              </w:rPr>
-              <w:t xml:space="preserve">random_state</w:t>
-            </w:r>
-          </w:p>
-        </w:tc>
-      </w:tr>
-      <w:tr>
-        <w:tc>
-          <w:tcPr>
-            <w:tcW w:type="dxa" w:w="2888"/>
-          </w:tcPr>
-          <w:p>
-            <w:r>
-              <w:rPr>
-                <w:i w:val="false"/>
-                <w:iCs w:val="false"/>
-              </w:rPr>
-              <w:t xml:space="preserve">Random Forest (classification)</w:t>
-            </w:r>
-          </w:p>
-        </w:tc>
-        <w:tc>
-          <w:tcPr>
-            <w:tcW w:type="dxa" w:w="1444"/>
-          </w:tcPr>
-          <w:p>
-            <w:r>
-              <w:rPr>
-                <w:i w:val="false"/>
-                <w:iCs w:val="false"/>
-              </w:rPr>
-              <w:t xml:space="preserve">100</w:t>
-            </w:r>
-          </w:p>
-        </w:tc>
-        <w:tc>
-          <w:tcPr>
-            <w:tcW w:type="dxa" w:w="1354"/>
-          </w:tcPr>
-          <w:p>
-            <w:r>
-              <w:rPr>
-                <w:i w:val="false"/>
-                <w:iCs w:val="false"/>
-              </w:rPr>
-              <w:t xml:space="preserve">10</w:t>
-            </w:r>
-          </w:p>
-        </w:tc>
-        <w:tc>
-          <w:tcPr>
-            <w:tcW w:type="dxa" w:w="2257"/>
-          </w:tcPr>
-          <w:p>
-            <w:r>
-              <w:rPr>
-                <w:i w:val="false"/>
-                <w:iCs w:val="false"/>
-              </w:rPr>
-              <w:t xml:space="preserve">min_samples_split = 5</w:t>
-            </w:r>
-          </w:p>
-        </w:tc>
-        <w:tc>
-          <w:tcPr>
-            <w:tcW w:type="dxa" w:w="1083"/>
-          </w:tcPr>
-          <w:p>
-            <w:r>
-              <w:rPr>
-                <w:i w:val="false"/>
-                <w:iCs w:val="false"/>
-              </w:rPr>
-              <w:t xml:space="preserve">42</w:t>
-            </w:r>
-          </w:p>
-        </w:tc>
-      </w:tr>
-      <w:tr>
-        <w:tc>
-          <w:tcPr>
-            <w:tcW w:type="dxa" w:w="2888"/>
-          </w:tcPr>
-          <w:p>
-            <w:r>
-              <w:rPr>
-                <w:i w:val="false"/>
-                <w:iCs w:val="false"/>
-              </w:rPr>
-              <w:t xml:space="preserve">XGBoost (regression)</w:t>
-            </w:r>
-          </w:p>
-        </w:tc>
-        <w:tc>
-          <w:tcPr>
-            <w:tcW w:type="dxa" w:w="1444"/>
-          </w:tcPr>
-          <w:p>
-            <w:r>
-              <w:rPr>
-                <w:i w:val="false"/>
-                <w:iCs w:val="false"/>
-              </w:rPr>
-              <w:t xml:space="preserve">200</w:t>
-            </w:r>
-          </w:p>
-        </w:tc>
-        <w:tc>
-          <w:tcPr>
-            <w:tcW w:type="dxa" w:w="1354"/>
-          </w:tcPr>
-          <w:p>
-            <w:r>
-              <w:rPr>
-                <w:i w:val="false"/>
-                <w:iCs w:val="false"/>
-              </w:rPr>
-              <w:t xml:space="preserve">4</w:t>
-            </w:r>
-          </w:p>
-        </w:tc>
-        <w:tc>
-          <w:tcPr>
-            <w:tcW w:type="dxa" w:w="2257"/>
-          </w:tcPr>
-          <w:p>
-            <w:r>
-              <w:rPr>
-                <w:i w:val="false"/>
-                <w:iCs w:val="false"/>
-              </w:rPr>
-              <w:t xml:space="preserve">learning_rate = 0.1</w:t>
-            </w:r>
-          </w:p>
-        </w:tc>
-        <w:tc>
-          <w:tcPr>
-            <w:tcW w:type="dxa" w:w="1083"/>
-          </w:tcPr>
-          <w:p>
-            <w:r>
-              <w:rPr>
-                <w:i w:val="false"/>
-                <w:iCs w:val="false"/>
-              </w:rPr>
-              <w:t xml:space="preserve">42</w:t>
-            </w:r>
-          </w:p>
-        </w:tc>
-      </w:tr>
-    </w:tbl>
-    <w:p>
-      <w:pPr>
-        <w:jc w:val="center"/>
-      </w:pPr>
-      <w:r>
-        <w:rPr>
-          <w:i/>
-          <w:iCs/>
-        </w:rPr>
-        <w:t xml:space="preserve">Table 4.2 — Final hyperparameters selected by grid search</w:t>
-      </w:r>
-    </w:p>
-    <w:p>
-      <w:pPr>
-        <w:jc w:val="both"/>
-      </w:pPr>
-      <w:r>
-        <w:t xml:space="preserve">Classification used a stratified 80/20 split preserving 100 records per class, grid search with 5-fold cross-validation on accuracy, then an independent 5-fold cross_val_score giving 0.9927 ± 0.0039. Regression sampled 15,000 of the 48,681 cleaned rows, split 12,000/3,000, and label-encoded season and crop, serialising the fitted encoders alongside the model so input is validated against exactly the categories seen in training; 3-fold grid search on R² was followed by a 5-fold cross_val_score giving 0.7428 ± 0.0254. Both pipelines fix random_state at 42, so every figure in Chapter 6 is reproducible at the precision shown.</w:t>
-      </w:r>
-    </w:p>
-    <w:p>
-      <w:pPr>
-        <w:pStyle w:val="Heading1"/>
-        <w:pageBreakBefore/>
-        <w:jc w:val="center"/>
-      </w:pPr>
-      <w:r>
-        <w:t xml:space="preserve">CHAPTER 5
-IMPLEMENTATION</w:t>
-      </w:r>
-    </w:p>
-    <w:p>
-      <w:pPr>
-        <w:pStyle w:val="Heading2"/>
-      </w:pPr>
-      <w:r>
-        <w:t xml:space="preserve">5.1  Module Description</w:t>
-      </w:r>
-    </w:p>
-    <w:p>
-      <w:pPr>
-        <w:jc w:val="both"/>
-      </w:pPr>
-      <w:r>
-        <w:t xml:space="preserve">Two pipeline scripts own all data handling. The classification pipeline loads its CSV, prints shape, summary statistics and missing-value counts, and produces the EDA figures. The regression pipeline additionally strips whitespace from column names and values, coerces area and production to numeric, drops rows where either is missing or non-positive, derives yield and clips to the 1st–99th percentile, printing row counts before and after each step so the effect of cleaning is visible in the logs rather than asserted in prose.</w:t>
-      </w:r>
-    </w:p>
-    <w:p>
-      <w:pPr>
-        <w:jc w:val="both"/>
-      </w:pPr>
-      <w:r>
-        <w:t xml:space="preserve">Each pipeline builds three candidate models, fits them on an identical split, selects the winner programmatically — by weighted F1 for classification, R² for regression — then tunes and cross-validates it. Every metric is written to JSON under outputs/, which is what makes the numbers in this report auditable rather than transcribed by hand. src/prototype_demo.py exposes recommend_crop() and estimate_yield(), caching the models after one load; estimate_yield validates season and crop against the saved encoders first, raising a descriptive ValueError rather than letting a raw scikit-learn error escape.</w:t>
-      </w:r>
-    </w:p>
-    <w:p>
-      <w:pPr>
-        <w:jc w:val="both"/>
-      </w:pPr>
-      <w:r>
-        <w:t xml:space="preserve">The FastAPI application exposes /predict/crop, /predict/yield, /metadata/* and /health under /api/v1, validating bodies against Pydantic schemas with physical bounds — pH between 0 and 14, area strictly positive — and warming the models at startup. The metadata endpoints let the client populate its dropdowns from the encoders themselves, so it can never offer a crop the model does not know. The Expo Router client provides onboarding, a home dashboard, an analyze hub with both forms, result screens, a locally stored history and a profile section.</w:t>
-      </w:r>
-    </w:p>
-    <w:p>
-      <w:pPr>
-        <w:pStyle w:val="Heading2"/>
-      </w:pPr>
-      <w:r>
-        <w:t xml:space="preserve">5.2  Key Code Snippets</w:t>
-      </w:r>
-    </w:p>
-    <w:p>
-      <w:pPr>
-        <w:jc w:val="both"/>
-      </w:pPr>
-      <w:r>
-        <w:t xml:space="preserve">Yield derivation and outlier handling — the step that makes the regression target usable:</w:t>
-      </w:r>
-    </w:p>
-    <w:p>
-      <w:pPr>
-        <w:jc w:val="center"/>
-      </w:pPr>
-      <w:r>
-        <w:drawing>
-          <wp:inline distT="0" distB="0" distL="0" distR="0">
-            <wp:extent cx="3714750" cy="1295400"/>
-            <wp:effectExtent t="0" r="0" b="0" l="0"/>
-            <wp:docPr id="1" name="" descr="" title=""/>
-            <wp:cNvGraphicFramePr>
-              <a:graphicFrameLocks xmlns:a="http://schemas.openxmlformats.org/drawingml/2006/main" noChangeAspect="1"/>
-            </wp:cNvGraphicFramePr>
-            <a:graphic xmlns:a="http://schemas.openxmlformats.org/drawingml/2006/main">
-              <a:graphicData uri="http://schemas.openxmlformats.org/drawingml/2006/picture">
-                <pic:pic xmlns:pic="http://schemas.openxmlformats.org/drawingml/2006/picture">
-                  <pic:nvPicPr>
-                    <pic:cNvPr id="0" name="" descr=""/>
-                    <pic:cNvPicPr>
-                      <a:picLocks noChangeAspect="1" noChangeArrowheads="1"/>
-                    </pic:cNvPicPr>
-                  </pic:nvPicPr>
-                  <pic:blipFill>
-                    <a:blip r:embed="rId9" cstate="none"/>
-                    <a:srcRect/>
-                    <a:stretch>
-                      <a:fillRect/>
-                    </a:stretch>
-                  </pic:blipFill>
-                  <pic:spPr bwMode="auto">
-                    <a:xfrm>
-                      <a:off x="0" y="0"/>
-                      <a:ext cx="3714750" cy="1295400"/>
-                    </a:xfrm>
-                    <a:prstGeom prst="rect">
-                      <a:avLst/>
-                    </a:prstGeom>
-                  </pic:spPr>
-                </pic:pic>
-              </a:graphicData>
-            </a:graphic>
-          </wp:inline>
-        </w:drawing>
-      </w:r>
-    </w:p>
-    <w:p>
-      <w:pPr>
-        <w:jc w:val="center"/>
-      </w:pPr>
-      <w:r>
-        <w:rPr>
-          <w:i/>
-          <w:iCs/>
-        </w:rPr>
-        <w:t xml:space="preserve">Figure 5.1 — Yield derivation and outlier handling (src/crop_yield_pipeline.py)</w:t>
-      </w:r>
-    </w:p>
-    <w:p>
-      <w:pPr>
-        <w:jc w:val="both"/>
-      </w:pPr>
-      <w:r>
-        <w:t xml:space="preserve">Model selection and tuning — the winner is chosen from measured results, not assumed:</w:t>
-      </w:r>
-    </w:p>
-    <w:p>
-      <w:pPr>
-        <w:jc w:val="center"/>
-      </w:pPr>
-      <w:r>
-        <w:drawing>
-          <wp:inline distT="0" distB="0" distL="0" distR="0">
-            <wp:extent cx="4381500" cy="1990725"/>
             <wp:effectExtent t="0" r="0" b="0" l="0"/>
             <wp:docPr id="1" name="" descr="" title=""/>
             <wp:cNvGraphicFramePr>
@@ -4046,7 +4730,7 @@
                   <pic:spPr bwMode="auto">
                     <a:xfrm>
                       <a:off x="0" y="0"/>
-                      <a:ext cx="4381500" cy="1990725"/>
+                      <a:ext cx="3810000" cy="4229100"/>
                     </a:xfrm>
                     <a:prstGeom prst="rect">
                       <a:avLst/>
@@ -4068,7 +4752,7 @@
           <w:i/>
           <w:iCs/>
         </w:rPr>
-        <w:t xml:space="preserve">Figure 5.2 — Model comparison, selection and tuning (src/crop_recommendation_pipeline.py)</w:t>
+        <w:t xml:space="preserve">Figure 4.1 — AgriSense three-layer system architecture</w:t>
       </w:r>
     </w:p>
     <w:p>
@@ -4076,7 +4760,7 @@
         <w:jc w:val="both"/>
       </w:pPr>
       <w:r>
-        <w:t xml:space="preserve">Two further guarantees are enforced in code rather than by convention. api/tests/test_parity.py calls each endpoint and the underlying function with the same inputs and asserts the answers match to within 1e-5, so the API cannot drift into reimplementing inference. At the inference boundary an unknown crop or season raises a readable ValueError, which the API maps to HTTP 422 rather than letting a raw encoder error surface as a 500.</w:t>
+        <w:t xml:space="preserve">The training pipelines read the raw CSVs, clean and encode them, compare candidate models, tune the winner and serialise it. The model store holds those artefacts, committed so no consumer retrains. The inference module loads them once, caches them, and exposes two plain functions. The API layer validates incoming JSON against Pydantic schemas, calls those functions and wraps the outcome in a consistent envelope. The client renders forms, posts them and stores results locally. The layering is enforced by a test rather than by convention: api/tests/test_parity.py asserts endpoint output equals direct function output.</w:t>
       </w:r>
     </w:p>
     <w:p>
@@ -4084,7 +4768,7 @@
         <w:pStyle w:val="Heading2"/>
       </w:pPr>
       <w:r>
-        <w:t xml:space="preserve">5.3  User Interface</w:t>
+        <w:t xml:space="preserve">4.2  Iteration 1 — Baseline</w:t>
       </w:r>
     </w:p>
     <w:p>
@@ -4092,7 +4776,722 @@
         <w:jc w:val="both"/>
       </w:pPr>
       <w:r>
-        <w:t xml:space="preserve">All screenshots below were captured from the running application against a live backend — the values shown are genuine model output, not mock-ups. The history and profile screens follow the same visual system and are omitted here for space. A Streamlit interface built in Iteration 2 preceded the mobile client and is retained in the repository for desktop testing.</w:t>
+        <w:t xml:space="preserve">The first version established a floor with the simplest reasonable models: a standardised logistic regression on a stratified 80/20 split (1,760 train, 440 test), and ordinary least squares for yield. The regression data required real cleaning first — column names and string values carry trailing whitespace in the source file (seasons appear as “Kharif     ”), 215 rows have no production value, and yield once derived ranged from 0.0005 to 33,089. Rows with missing or non-positive area or production were dropped and yield clipped to the 1st–99th percentile, taking 49,999 rows to 48,681 and the range to 0.168–129.2.</w:t>
+      </w:r>
+    </w:p>
+    <w:p>
+      <w:pPr>
+        <w:jc w:val="both"/>
+      </w:pPr>
+      <w:r>
+        <w:t xml:space="preserve">A correlation heatmap (outputs/crop_correlation_heatmap.png) showed low inter-feature correlation, so all seven features were retained. The two baselines pointed in opposite directions, and that shaped the next iteration. Classification was already strong at 97.27%, so the open question was whether the remaining error was reducible at all. Regression explained only 7% of variance, which said clearly that yield is not a linear function of label-encoded categorical inputs and that a different model family was needed rather than better linear features.</w:t>
+      </w:r>
+    </w:p>
+    <w:p>
+      <w:pPr>
+        <w:pStyle w:val="Heading2"/>
+      </w:pPr>
+      <w:r>
+        <w:t xml:space="preserve">4.3  Iteration 2 — Refinement</w:t>
+      </w:r>
+    </w:p>
+    <w:p>
+      <w:pPr>
+        <w:jc w:val="both"/>
+      </w:pPr>
+      <w:r>
+        <w:t xml:space="preserve">Iteration 2 added two ensemble methods per task on identical splits, then tuned the winner by exhaustive grid search — 27 candidates over n_estimators, max_depth and min_samples_split for the forest, and 12 over n_estimators, max_depth and learning_rate for the boosted regressor.</w:t>
+      </w:r>
+    </w:p>
+    <w:tbl>
+      <w:tblPr>
+        <w:tblW w:type="dxa" w:w="9026"/>
+        <w:tblBorders>
+          <w:top w:val="single" w:color="auto" w:sz="4"/>
+          <w:left w:val="single" w:color="auto" w:sz="4"/>
+          <w:bottom w:val="single" w:color="auto" w:sz="4"/>
+          <w:right w:val="single" w:color="auto" w:sz="4"/>
+          <w:insideH w:val="single" w:color="auto" w:sz="4"/>
+          <w:insideV w:val="single" w:color="auto" w:sz="4"/>
+        </w:tblBorders>
+      </w:tblPr>
+      <w:tblGrid>
+        <w:gridCol w:w="1986"/>
+        <w:gridCol w:w="3881"/>
+        <w:gridCol w:w="3159"/>
+      </w:tblGrid>
+      <w:tr>
+        <w:trPr>
+          <w:tblHeader/>
+        </w:trPr>
+        <w:tc>
+          <w:tcPr>
+            <w:tcW w:type="dxa" w:w="1986"/>
+            <w:shd w:fill="E8F0E8" w:val="clear"/>
+          </w:tcPr>
+          <w:p>
+            <w:r>
+              <w:rPr>
+                <w:b/>
+                <w:bCs/>
+              </w:rPr>
+              <w:t xml:space="preserve">Task</w:t>
+            </w:r>
+          </w:p>
+        </w:tc>
+        <w:tc>
+          <w:tcPr>
+            <w:tcW w:type="dxa" w:w="3881"/>
+            <w:shd w:fill="E8F0E8" w:val="clear"/>
+          </w:tcPr>
+          <w:p>
+            <w:r>
+              <w:rPr>
+                <w:b/>
+                <w:bCs/>
+              </w:rPr>
+              <w:t xml:space="preserve">Model</w:t>
+            </w:r>
+          </w:p>
+        </w:tc>
+        <w:tc>
+          <w:tcPr>
+            <w:tcW w:type="dxa" w:w="3159"/>
+            <w:shd w:fill="E8F0E8" w:val="clear"/>
+          </w:tcPr>
+          <w:p>
+            <w:r>
+              <w:rPr>
+                <w:b/>
+                <w:bCs/>
+              </w:rPr>
+              <w:t xml:space="preserve">Key metric</w:t>
+            </w:r>
+          </w:p>
+        </w:tc>
+      </w:tr>
+      <w:tr>
+        <w:tc>
+          <w:tcPr>
+            <w:tcW w:type="dxa" w:w="1986"/>
+          </w:tcPr>
+          <w:p>
+            <w:r>
+              <w:rPr>
+                <w:i w:val="false"/>
+                <w:iCs w:val="false"/>
+              </w:rPr>
+              <w:t xml:space="preserve">Classification</w:t>
+            </w:r>
+          </w:p>
+        </w:tc>
+        <w:tc>
+          <w:tcPr>
+            <w:tcW w:type="dxa" w:w="3881"/>
+          </w:tcPr>
+          <w:p>
+            <w:r>
+              <w:rPr>
+                <w:i w:val="false"/>
+                <w:iCs w:val="false"/>
+              </w:rPr>
+              <w:t xml:space="preserve">Logistic Regression (baseline)</w:t>
+            </w:r>
+          </w:p>
+        </w:tc>
+        <w:tc>
+          <w:tcPr>
+            <w:tcW w:type="dxa" w:w="3159"/>
+          </w:tcPr>
+          <w:p>
+            <w:r>
+              <w:rPr>
+                <w:i w:val="false"/>
+                <w:iCs w:val="false"/>
+              </w:rPr>
+              <w:t xml:space="preserve">Accuracy 0.9727</w:t>
+            </w:r>
+          </w:p>
+        </w:tc>
+      </w:tr>
+      <w:tr>
+        <w:tc>
+          <w:tcPr>
+            <w:tcW w:type="dxa" w:w="1986"/>
+          </w:tcPr>
+          <w:p>
+            <w:r>
+              <w:rPr>
+                <w:i w:val="false"/>
+                <w:iCs w:val="false"/>
+              </w:rPr>
+              <w:t xml:space="preserve">Classification</w:t>
+            </w:r>
+          </w:p>
+        </w:tc>
+        <w:tc>
+          <w:tcPr>
+            <w:tcW w:type="dxa" w:w="3881"/>
+          </w:tcPr>
+          <w:p>
+            <w:r>
+              <w:rPr>
+                <w:i w:val="false"/>
+                <w:iCs w:val="false"/>
+              </w:rPr>
+              <w:t xml:space="preserve">Random Forest</w:t>
+            </w:r>
+          </w:p>
+        </w:tc>
+        <w:tc>
+          <w:tcPr>
+            <w:tcW w:type="dxa" w:w="3159"/>
+          </w:tcPr>
+          <w:p>
+            <w:r>
+              <w:rPr>
+                <w:i w:val="false"/>
+                <w:iCs w:val="false"/>
+              </w:rPr>
+              <w:t xml:space="preserve">Accuracy 0.9955</w:t>
+            </w:r>
+          </w:p>
+        </w:tc>
+      </w:tr>
+      <w:tr>
+        <w:tc>
+          <w:tcPr>
+            <w:tcW w:type="dxa" w:w="1986"/>
+          </w:tcPr>
+          <w:p>
+            <w:r>
+              <w:rPr>
+                <w:i w:val="false"/>
+                <w:iCs w:val="false"/>
+              </w:rPr>
+              <w:t xml:space="preserve">Classification</w:t>
+            </w:r>
+          </w:p>
+        </w:tc>
+        <w:tc>
+          <w:tcPr>
+            <w:tcW w:type="dxa" w:w="3881"/>
+          </w:tcPr>
+          <w:p>
+            <w:r>
+              <w:rPr>
+                <w:i w:val="false"/>
+                <w:iCs w:val="false"/>
+              </w:rPr>
+              <w:t xml:space="preserve">XGBoost</w:t>
+            </w:r>
+          </w:p>
+        </w:tc>
+        <w:tc>
+          <w:tcPr>
+            <w:tcW w:type="dxa" w:w="3159"/>
+          </w:tcPr>
+          <w:p>
+            <w:r>
+              <w:rPr>
+                <w:i w:val="false"/>
+                <w:iCs w:val="false"/>
+              </w:rPr>
+              <w:t xml:space="preserve">Accuracy 0.9886</w:t>
+            </w:r>
+          </w:p>
+        </w:tc>
+      </w:tr>
+      <w:tr>
+        <w:tc>
+          <w:tcPr>
+            <w:tcW w:type="dxa" w:w="1986"/>
+          </w:tcPr>
+          <w:p>
+            <w:r>
+              <w:rPr>
+                <w:i w:val="false"/>
+                <w:iCs w:val="false"/>
+              </w:rPr>
+              <w:t xml:space="preserve">Regression</w:t>
+            </w:r>
+          </w:p>
+        </w:tc>
+        <w:tc>
+          <w:tcPr>
+            <w:tcW w:type="dxa" w:w="3881"/>
+          </w:tcPr>
+          <w:p>
+            <w:r>
+              <w:rPr>
+                <w:i w:val="false"/>
+                <w:iCs w:val="false"/>
+              </w:rPr>
+              <w:t xml:space="preserve">Linear Regression (baseline)</w:t>
+            </w:r>
+          </w:p>
+        </w:tc>
+        <w:tc>
+          <w:tcPr>
+            <w:tcW w:type="dxa" w:w="3159"/>
+          </w:tcPr>
+          <w:p>
+            <w:r>
+              <w:rPr>
+                <w:i w:val="false"/>
+                <w:iCs w:val="false"/>
+              </w:rPr>
+              <w:t xml:space="preserve">R² 0.0726</w:t>
+            </w:r>
+          </w:p>
+        </w:tc>
+      </w:tr>
+      <w:tr>
+        <w:tc>
+          <w:tcPr>
+            <w:tcW w:type="dxa" w:w="1986"/>
+          </w:tcPr>
+          <w:p>
+            <w:r>
+              <w:rPr>
+                <w:i w:val="false"/>
+                <w:iCs w:val="false"/>
+              </w:rPr>
+              <w:t xml:space="preserve">Regression</w:t>
+            </w:r>
+          </w:p>
+        </w:tc>
+        <w:tc>
+          <w:tcPr>
+            <w:tcW w:type="dxa" w:w="3881"/>
+          </w:tcPr>
+          <w:p>
+            <w:r>
+              <w:rPr>
+                <w:i w:val="false"/>
+                <w:iCs w:val="false"/>
+              </w:rPr>
+              <w:t xml:space="preserve">Random Forest</w:t>
+            </w:r>
+          </w:p>
+        </w:tc>
+        <w:tc>
+          <w:tcPr>
+            <w:tcW w:type="dxa" w:w="3159"/>
+          </w:tcPr>
+          <w:p>
+            <w:r>
+              <w:rPr>
+                <w:i w:val="false"/>
+                <w:iCs w:val="false"/>
+              </w:rPr>
+              <w:t xml:space="preserve">R² 0.6719</w:t>
+            </w:r>
+          </w:p>
+        </w:tc>
+      </w:tr>
+      <w:tr>
+        <w:tc>
+          <w:tcPr>
+            <w:tcW w:type="dxa" w:w="1986"/>
+          </w:tcPr>
+          <w:p>
+            <w:r>
+              <w:rPr>
+                <w:i w:val="false"/>
+                <w:iCs w:val="false"/>
+              </w:rPr>
+              <w:t xml:space="preserve">Regression</w:t>
+            </w:r>
+          </w:p>
+        </w:tc>
+        <w:tc>
+          <w:tcPr>
+            <w:tcW w:type="dxa" w:w="3881"/>
+          </w:tcPr>
+          <w:p>
+            <w:r>
+              <w:rPr>
+                <w:i w:val="false"/>
+                <w:iCs w:val="false"/>
+              </w:rPr>
+              <w:t xml:space="preserve">XGBoost</w:t>
+            </w:r>
+          </w:p>
+        </w:tc>
+        <w:tc>
+          <w:tcPr>
+            <w:tcW w:type="dxa" w:w="3159"/>
+          </w:tcPr>
+          <w:p>
+            <w:r>
+              <w:rPr>
+                <w:i w:val="false"/>
+                <w:iCs w:val="false"/>
+              </w:rPr>
+              <w:t xml:space="preserve">R² 0.6946</w:t>
+            </w:r>
+          </w:p>
+        </w:tc>
+      </w:tr>
+    </w:tbl>
+    <w:p>
+      <w:pPr>
+        <w:jc w:val="center"/>
+      </w:pPr>
+      <w:r>
+        <w:rPr>
+          <w:i/>
+          <w:iCs/>
+        </w:rPr>
+        <w:t xml:space="preserve">Table 4.1 — Model comparison across iterations</w:t>
+      </w:r>
+    </w:p>
+    <w:p>
+      <w:pPr>
+        <w:jc w:val="both"/>
+      </w:pPr>
+      <w:r>
+        <w:t xml:space="preserve">Random Forest won classification and XGBoost regression, confirming the decision in Section 2.3 not to assume one family suits both. Tuning had asymmetric effect, itself a result. The classifier did not improve — 0.9955 before and after — because at 440 test records it was already missing only two. The regressor improved materially, from R² 0.6946 to 0.7403, with RMSE falling from 5.4483 to 5.0247. Notably the selected depth was 4, shallower than the untuned 6: the search found the model had been overfitting and that constraining it generalised better.</w:t>
+      </w:r>
+    </w:p>
+    <w:p>
+      <w:pPr>
+        <w:pStyle w:val="Heading2"/>
+      </w:pPr>
+      <w:r>
+        <w:t xml:space="preserve">4.4  Final Approach and Training Procedure</w:t>
+      </w:r>
+    </w:p>
+    <w:p>
+      <w:pPr>
+        <w:jc w:val="both"/>
+      </w:pPr>
+      <w:r>
+        <w:t xml:space="preserve">For crop recommendation the final model is a Random Forest of 100 trees, maximum depth 10, minimum 5 samples to split. This fits because the 22 classes are separated by threshold-like conditions on rainfall and humidity rather than linear boundaries. For yield the final model is an XGBoost regressor with 200 rounds, depth 4 and learning rate 0.1; trees are added sequentially against residual error, with the learning rate shrinking each contribution. This fits a target driven mainly by crop and season — a step-like surface over categorical inputs a linear model cannot represent at all, as its R² of 0.07 demonstrated.</w:t>
+      </w:r>
+    </w:p>
+    <w:tbl>
+      <w:tblPr>
+        <w:tblW w:type="dxa" w:w="9026"/>
+        <w:tblBorders>
+          <w:top w:val="single" w:color="auto" w:sz="4"/>
+          <w:left w:val="single" w:color="auto" w:sz="4"/>
+          <w:bottom w:val="single" w:color="auto" w:sz="4"/>
+          <w:right w:val="single" w:color="auto" w:sz="4"/>
+          <w:insideH w:val="single" w:color="auto" w:sz="4"/>
+          <w:insideV w:val="single" w:color="auto" w:sz="4"/>
+        </w:tblBorders>
+      </w:tblPr>
+      <w:tblGrid>
+        <w:gridCol w:w="2888"/>
+        <w:gridCol w:w="1444"/>
+        <w:gridCol w:w="1354"/>
+        <w:gridCol w:w="2257"/>
+        <w:gridCol w:w="1083"/>
+      </w:tblGrid>
+      <w:tr>
+        <w:trPr>
+          <w:tblHeader/>
+        </w:trPr>
+        <w:tc>
+          <w:tcPr>
+            <w:tcW w:type="dxa" w:w="2888"/>
+            <w:shd w:fill="E8F0E8" w:val="clear"/>
+          </w:tcPr>
+          <w:p>
+            <w:r>
+              <w:rPr>
+                <w:b/>
+                <w:bCs/>
+              </w:rPr>
+              <w:t xml:space="preserve">Model</w:t>
+            </w:r>
+          </w:p>
+        </w:tc>
+        <w:tc>
+          <w:tcPr>
+            <w:tcW w:type="dxa" w:w="1444"/>
+            <w:shd w:fill="E8F0E8" w:val="clear"/>
+          </w:tcPr>
+          <w:p>
+            <w:r>
+              <w:rPr>
+                <w:b/>
+                <w:bCs/>
+              </w:rPr>
+              <w:t xml:space="preserve">n_estimators</w:t>
+            </w:r>
+          </w:p>
+        </w:tc>
+        <w:tc>
+          <w:tcPr>
+            <w:tcW w:type="dxa" w:w="1354"/>
+            <w:shd w:fill="E8F0E8" w:val="clear"/>
+          </w:tcPr>
+          <w:p>
+            <w:r>
+              <w:rPr>
+                <w:b/>
+                <w:bCs/>
+              </w:rPr>
+              <w:t xml:space="preserve">max_depth</w:t>
+            </w:r>
+          </w:p>
+        </w:tc>
+        <w:tc>
+          <w:tcPr>
+            <w:tcW w:type="dxa" w:w="2257"/>
+            <w:shd w:fill="E8F0E8" w:val="clear"/>
+          </w:tcPr>
+          <w:p>
+            <w:r>
+              <w:rPr>
+                <w:b/>
+                <w:bCs/>
+              </w:rPr>
+              <w:t xml:space="preserve">other</w:t>
+            </w:r>
+          </w:p>
+        </w:tc>
+        <w:tc>
+          <w:tcPr>
+            <w:tcW w:type="dxa" w:w="1083"/>
+            <w:shd w:fill="E8F0E8" w:val="clear"/>
+          </w:tcPr>
+          <w:p>
+            <w:r>
+              <w:rPr>
+                <w:b/>
+                <w:bCs/>
+              </w:rPr>
+              <w:t xml:space="preserve">random_state</w:t>
+            </w:r>
+          </w:p>
+        </w:tc>
+      </w:tr>
+      <w:tr>
+        <w:tc>
+          <w:tcPr>
+            <w:tcW w:type="dxa" w:w="2888"/>
+          </w:tcPr>
+          <w:p>
+            <w:r>
+              <w:rPr>
+                <w:i w:val="false"/>
+                <w:iCs w:val="false"/>
+              </w:rPr>
+              <w:t xml:space="preserve">Random Forest (classification)</w:t>
+            </w:r>
+          </w:p>
+        </w:tc>
+        <w:tc>
+          <w:tcPr>
+            <w:tcW w:type="dxa" w:w="1444"/>
+          </w:tcPr>
+          <w:p>
+            <w:r>
+              <w:rPr>
+                <w:i w:val="false"/>
+                <w:iCs w:val="false"/>
+              </w:rPr>
+              <w:t xml:space="preserve">100</w:t>
+            </w:r>
+          </w:p>
+        </w:tc>
+        <w:tc>
+          <w:tcPr>
+            <w:tcW w:type="dxa" w:w="1354"/>
+          </w:tcPr>
+          <w:p>
+            <w:r>
+              <w:rPr>
+                <w:i w:val="false"/>
+                <w:iCs w:val="false"/>
+              </w:rPr>
+              <w:t xml:space="preserve">10</w:t>
+            </w:r>
+          </w:p>
+        </w:tc>
+        <w:tc>
+          <w:tcPr>
+            <w:tcW w:type="dxa" w:w="2257"/>
+          </w:tcPr>
+          <w:p>
+            <w:r>
+              <w:rPr>
+                <w:i w:val="false"/>
+                <w:iCs w:val="false"/>
+              </w:rPr>
+              <w:t xml:space="preserve">min_samples_split = 5</w:t>
+            </w:r>
+          </w:p>
+        </w:tc>
+        <w:tc>
+          <w:tcPr>
+            <w:tcW w:type="dxa" w:w="1083"/>
+          </w:tcPr>
+          <w:p>
+            <w:r>
+              <w:rPr>
+                <w:i w:val="false"/>
+                <w:iCs w:val="false"/>
+              </w:rPr>
+              <w:t xml:space="preserve">42</w:t>
+            </w:r>
+          </w:p>
+        </w:tc>
+      </w:tr>
+      <w:tr>
+        <w:tc>
+          <w:tcPr>
+            <w:tcW w:type="dxa" w:w="2888"/>
+          </w:tcPr>
+          <w:p>
+            <w:r>
+              <w:rPr>
+                <w:i w:val="false"/>
+                <w:iCs w:val="false"/>
+              </w:rPr>
+              <w:t xml:space="preserve">XGBoost (regression)</w:t>
+            </w:r>
+          </w:p>
+        </w:tc>
+        <w:tc>
+          <w:tcPr>
+            <w:tcW w:type="dxa" w:w="1444"/>
+          </w:tcPr>
+          <w:p>
+            <w:r>
+              <w:rPr>
+                <w:i w:val="false"/>
+                <w:iCs w:val="false"/>
+              </w:rPr>
+              <w:t xml:space="preserve">200</w:t>
+            </w:r>
+          </w:p>
+        </w:tc>
+        <w:tc>
+          <w:tcPr>
+            <w:tcW w:type="dxa" w:w="1354"/>
+          </w:tcPr>
+          <w:p>
+            <w:r>
+              <w:rPr>
+                <w:i w:val="false"/>
+                <w:iCs w:val="false"/>
+              </w:rPr>
+              <w:t xml:space="preserve">4</w:t>
+            </w:r>
+          </w:p>
+        </w:tc>
+        <w:tc>
+          <w:tcPr>
+            <w:tcW w:type="dxa" w:w="2257"/>
+          </w:tcPr>
+          <w:p>
+            <w:r>
+              <w:rPr>
+                <w:i w:val="false"/>
+                <w:iCs w:val="false"/>
+              </w:rPr>
+              <w:t xml:space="preserve">learning_rate = 0.1</w:t>
+            </w:r>
+          </w:p>
+        </w:tc>
+        <w:tc>
+          <w:tcPr>
+            <w:tcW w:type="dxa" w:w="1083"/>
+          </w:tcPr>
+          <w:p>
+            <w:r>
+              <w:rPr>
+                <w:i w:val="false"/>
+                <w:iCs w:val="false"/>
+              </w:rPr>
+              <w:t xml:space="preserve">42</w:t>
+            </w:r>
+          </w:p>
+        </w:tc>
+      </w:tr>
+    </w:tbl>
+    <w:p>
+      <w:pPr>
+        <w:jc w:val="center"/>
+      </w:pPr>
+      <w:r>
+        <w:rPr>
+          <w:i/>
+          <w:iCs/>
+        </w:rPr>
+        <w:t xml:space="preserve">Table 4.2 — Final hyperparameters selected by grid search</w:t>
+      </w:r>
+    </w:p>
+    <w:p>
+      <w:pPr>
+        <w:jc w:val="both"/>
+      </w:pPr>
+      <w:r>
+        <w:t xml:space="preserve">Classification used a stratified 80/20 split preserving 100 records per class, grid search with 5-fold cross-validation on accuracy, then an independent 5-fold cross_val_score giving 0.9927 ± 0.0039. Regression sampled 15,000 of the 48,681 cleaned rows, split 12,000/3,000, and label-encoded season and crop, serialising the fitted encoders alongside the model so input is validated against exactly the categories seen in training; 3-fold grid search on R² was followed by a 5-fold cross_val_score giving 0.7428 ± 0.0254. Both pipelines fix random_state at 42, so every figure in Chapter 6 is reproducible at the precision shown.</w:t>
+      </w:r>
+    </w:p>
+    <w:p>
+      <w:pPr>
+        <w:pStyle w:val="Heading1"/>
+        <w:pageBreakBefore/>
+        <w:jc w:val="center"/>
+      </w:pPr>
+      <w:r>
+        <w:t xml:space="preserve">CHAPTER 5
+IMPLEMENTATION</w:t>
+      </w:r>
+    </w:p>
+    <w:p>
+      <w:pPr>
+        <w:pStyle w:val="Heading2"/>
+      </w:pPr>
+      <w:r>
+        <w:t xml:space="preserve">5.1  Module Description</w:t>
+      </w:r>
+    </w:p>
+    <w:p>
+      <w:pPr>
+        <w:jc w:val="both"/>
+      </w:pPr>
+      <w:r>
+        <w:t xml:space="preserve">Two pipeline scripts own all data handling. The classification pipeline loads its CSV, prints shape, summary statistics and missing-value counts, and produces the EDA figures. The regression pipeline additionally strips whitespace from column names and values, coerces area and production to numeric, drops rows where either is missing or non-positive, derives yield and clips to the 1st–99th percentile, printing row counts before and after each step so the effect of cleaning is visible in the logs rather than asserted in prose.</w:t>
+      </w:r>
+    </w:p>
+    <w:p>
+      <w:pPr>
+        <w:jc w:val="both"/>
+      </w:pPr>
+      <w:r>
+        <w:t xml:space="preserve">Each pipeline builds three candidate models, fits them on an identical split, selects the winner programmatically — by weighted F1 for classification, R² for regression — then tunes and cross-validates it. Every metric is written to JSON under outputs/, which is what makes the numbers in this report auditable rather than transcribed by hand. src/prototype_demo.py exposes recommend_crop() and estimate_yield(), caching the models after one load; estimate_yield validates season and crop against the saved encoders first, raising a descriptive ValueError rather than letting a raw scikit-learn error escape.</w:t>
+      </w:r>
+    </w:p>
+    <w:p>
+      <w:pPr>
+        <w:jc w:val="both"/>
+      </w:pPr>
+      <w:r>
+        <w:t xml:space="preserve">The FastAPI application exposes /predict/crop, /predict/yield, /metadata/* and /health under /api/v1, validating bodies against Pydantic schemas with physical bounds — pH between 0 and 14, area strictly positive — and warming the models at startup. The metadata endpoints let the client populate its dropdowns from the encoders themselves, so it can never offer a crop the model does not know. The Expo Router client provides onboarding, a home dashboard, an analyze hub with both forms, result screens, a locally stored history and a profile section.</w:t>
+      </w:r>
+    </w:p>
+    <w:p>
+      <w:pPr>
+        <w:pStyle w:val="Heading2"/>
+      </w:pPr>
+      <w:r>
+        <w:t xml:space="preserve">5.2  Key Code Snippets</w:t>
+      </w:r>
+    </w:p>
+    <w:p>
+      <w:pPr>
+        <w:jc w:val="both"/>
+      </w:pPr>
+      <w:r>
+        <w:t xml:space="preserve">Yield derivation and outlier handling — the step that makes the regression target usable:</w:t>
       </w:r>
     </w:p>
     <w:p>
@@ -4102,7 +5501,7 @@
       <w:r>
         <w:drawing>
           <wp:inline distT="0" distB="0" distL="0" distR="0">
-            <wp:extent cx="3810000" cy="2724150"/>
+            <wp:extent cx="3714750" cy="1295400"/>
             <wp:effectExtent t="0" r="0" b="0" l="0"/>
             <wp:docPr id="1" name="" descr="" title=""/>
             <wp:cNvGraphicFramePr>
@@ -4127,7 +5526,7 @@
                   <pic:spPr bwMode="auto">
                     <a:xfrm>
                       <a:off x="0" y="0"/>
-                      <a:ext cx="3810000" cy="2724150"/>
+                      <a:ext cx="3714750" cy="1295400"/>
                     </a:xfrm>
                     <a:prstGeom prst="rect">
                       <a:avLst/>
@@ -4149,7 +5548,15 @@
           <w:i/>
           <w:iCs/>
         </w:rPr>
-        <w:t xml:space="preserve">Figure 5.3 — Onboarding, home dashboard and analyze hub</w:t>
+        <w:t xml:space="preserve">Figure 5.1 — Yield derivation and outlier handling (src/crop_yield_pipeline.py)</w:t>
+      </w:r>
+    </w:p>
+    <w:p>
+      <w:pPr>
+        <w:jc w:val="both"/>
+      </w:pPr>
+      <w:r>
+        <w:t xml:space="preserve">Model selection and tuning — the winner is chosen from measured results, not assumed:</w:t>
       </w:r>
     </w:p>
     <w:p>
@@ -4159,7 +5566,7 @@
       <w:r>
         <w:drawing>
           <wp:inline distT="0" distB="0" distL="0" distR="0">
-            <wp:extent cx="4333875" cy="2181225"/>
+            <wp:extent cx="4381500" cy="1990725"/>
             <wp:effectExtent t="0" r="0" b="0" l="0"/>
             <wp:docPr id="1" name="" descr="" title=""/>
             <wp:cNvGraphicFramePr>
@@ -4184,7 +5591,7 @@
                   <pic:spPr bwMode="auto">
                     <a:xfrm>
                       <a:off x="0" y="0"/>
-                      <a:ext cx="4333875" cy="2181225"/>
+                      <a:ext cx="4381500" cy="1990725"/>
                     </a:xfrm>
                     <a:prstGeom prst="rect">
                       <a:avLst/>
@@ -4206,18 +5613,15 @@
           <w:i/>
           <w:iCs/>
         </w:rPr>
-        <w:t xml:space="preserve">Figure 5.4 — Both analysis flows. N-P-K 90-42-43 at 20.9 °C, 82% humidity, pH 6.5 and 202.9 mm returns “RICE”; Arecanut in Kharif over 1,254 ha returns 1.288 units per hectare, matching direct model output exactly.</w:t>
-      </w:r>
-    </w:p>
-    <w:p>
-      <w:pPr>
-        <w:pStyle w:val="Heading1"/>
-        <w:pageBreakBefore/>
-        <w:jc w:val="center"/>
-      </w:pPr>
-      <w:r>
-        <w:t xml:space="preserve">CHAPTER 6
-RESULTS AND DISCUSSION</w:t>
+        <w:t xml:space="preserve">Figure 5.2 — Model comparison, selection and tuning (src/crop_recommendation_pipeline.py)</w:t>
+      </w:r>
+    </w:p>
+    <w:p>
+      <w:pPr>
+        <w:jc w:val="both"/>
+      </w:pPr>
+      <w:r>
+        <w:t xml:space="preserve">Two further guarantees are enforced in code rather than by convention. api/tests/test_parity.py calls each endpoint and the underlying function with the same inputs and asserts the answers match to within 1e-5, so the API cannot drift into reimplementing inference. At the inference boundary an unknown crop or season raises a readable ValueError, which the API maps to HTTP 422 rather than letting a raw encoder error surface as a 500.</w:t>
       </w:r>
     </w:p>
     <w:p>
@@ -4225,7 +5629,7 @@
         <w:pStyle w:val="Heading2"/>
       </w:pPr>
       <w:r>
-        <w:t xml:space="preserve">6.1  Evaluation Metrics</w:t>
+        <w:t xml:space="preserve">5.3  User Interface</w:t>
       </w:r>
     </w:p>
     <w:p>
@@ -4233,873 +5637,7 @@
         <w:jc w:val="both"/>
       </w:pPr>
       <w:r>
-        <w:t xml:space="preserve">Classification was evaluated with accuracy, precision, recall and F1. Because the dataset is exactly balanced, accuracy is not misleading and is reported as the headline; precision, recall and F1 are weighted averages, and F1 was the selection criterion because it penalises a model that achieves accuracy by favouring easy classes. Regression used RMSE, MAE and R². RMSE is in the units of yield and penalises large errors quadratically, which matters because an overestimate on a large plot is costly; MAE gives typical error magnitude and is less sensitive to remaining outliers; R² is scale-free and so comparable across models. Reporting all three matters here — Random Forest achieved the better MAE (1.6607 against 1.7289) while XGBoost achieved the better RMSE and R², meaning the forest was typically closer but the boosted model made fewer large errors.</w:t>
-      </w:r>
-    </w:p>
-    <w:p>
-      <w:pPr>
-        <w:pStyle w:val="Heading2"/>
-      </w:pPr>
-      <w:r>
-        <w:t xml:space="preserve">6.2  Results Across Iterations</w:t>
-      </w:r>
-    </w:p>
-    <w:tbl>
-      <w:tblPr>
-        <w:tblW w:type="dxa" w:w="9026"/>
-        <w:tblBorders>
-          <w:top w:val="single" w:color="auto" w:sz="4"/>
-          <w:left w:val="single" w:color="auto" w:sz="4"/>
-          <w:bottom w:val="single" w:color="auto" w:sz="4"/>
-          <w:right w:val="single" w:color="auto" w:sz="4"/>
-          <w:insideH w:val="single" w:color="auto" w:sz="4"/>
-          <w:insideV w:val="single" w:color="auto" w:sz="4"/>
-        </w:tblBorders>
-      </w:tblPr>
-      <w:tblGrid>
-        <w:gridCol w:w="3249"/>
-        <w:gridCol w:w="1625"/>
-        <w:gridCol w:w="1444"/>
-        <w:gridCol w:w="1354"/>
-        <w:gridCol w:w="1354"/>
-      </w:tblGrid>
-      <w:tr>
-        <w:trPr>
-          <w:tblHeader/>
-        </w:trPr>
-        <w:tc>
-          <w:tcPr>
-            <w:tcW w:type="dxa" w:w="3249"/>
-            <w:shd w:fill="E8F0E8" w:val="clear"/>
-          </w:tcPr>
-          <w:p>
-            <w:r>
-              <w:rPr>
-                <w:b/>
-                <w:bCs/>
-              </w:rPr>
-              <w:t xml:space="preserve">Version</w:t>
-            </w:r>
-          </w:p>
-        </w:tc>
-        <w:tc>
-          <w:tcPr>
-            <w:tcW w:type="dxa" w:w="1625"/>
-            <w:shd w:fill="E8F0E8" w:val="clear"/>
-          </w:tcPr>
-          <w:p>
-            <w:r>
-              <w:rPr>
-                <w:b/>
-                <w:bCs/>
-              </w:rPr>
-              <w:t xml:space="preserve">Accuracy</w:t>
-            </w:r>
-          </w:p>
-        </w:tc>
-        <w:tc>
-          <w:tcPr>
-            <w:tcW w:type="dxa" w:w="1444"/>
-            <w:shd w:fill="E8F0E8" w:val="clear"/>
-          </w:tcPr>
-          <w:p>
-            <w:r>
-              <w:rPr>
-                <w:b/>
-                <w:bCs/>
-              </w:rPr>
-              <w:t xml:space="preserve">Precision (w)</w:t>
-            </w:r>
-          </w:p>
-        </w:tc>
-        <w:tc>
-          <w:tcPr>
-            <w:tcW w:type="dxa" w:w="1354"/>
-            <w:shd w:fill="E8F0E8" w:val="clear"/>
-          </w:tcPr>
-          <w:p>
-            <w:r>
-              <w:rPr>
-                <w:b/>
-                <w:bCs/>
-              </w:rPr>
-              <w:t xml:space="preserve">Recall (w)</w:t>
-            </w:r>
-          </w:p>
-        </w:tc>
-        <w:tc>
-          <w:tcPr>
-            <w:tcW w:type="dxa" w:w="1354"/>
-            <w:shd w:fill="E8F0E8" w:val="clear"/>
-          </w:tcPr>
-          <w:p>
-            <w:r>
-              <w:rPr>
-                <w:b/>
-                <w:bCs/>
-              </w:rPr>
-              <w:t xml:space="preserve">F1 (w)</w:t>
-            </w:r>
-          </w:p>
-        </w:tc>
-      </w:tr>
-      <w:tr>
-        <w:tc>
-          <w:tcPr>
-            <w:tcW w:type="dxa" w:w="3249"/>
-          </w:tcPr>
-          <w:p>
-            <w:r>
-              <w:rPr>
-                <w:i w:val="false"/>
-                <w:iCs w:val="false"/>
-              </w:rPr>
-              <w:t xml:space="preserve">Iteration 1 — Logistic Regression</w:t>
-            </w:r>
-          </w:p>
-        </w:tc>
-        <w:tc>
-          <w:tcPr>
-            <w:tcW w:type="dxa" w:w="1625"/>
-          </w:tcPr>
-          <w:p>
-            <w:r>
-              <w:rPr>
-                <w:i w:val="false"/>
-                <w:iCs w:val="false"/>
-              </w:rPr>
-              <w:t xml:space="preserve">0.9727</w:t>
-            </w:r>
-          </w:p>
-        </w:tc>
-        <w:tc>
-          <w:tcPr>
-            <w:tcW w:type="dxa" w:w="1444"/>
-          </w:tcPr>
-          <w:p>
-            <w:r>
-              <w:rPr>
-                <w:i w:val="false"/>
-                <w:iCs w:val="false"/>
-              </w:rPr>
-              <w:t xml:space="preserve">0.9740</w:t>
-            </w:r>
-          </w:p>
-        </w:tc>
-        <w:tc>
-          <w:tcPr>
-            <w:tcW w:type="dxa" w:w="1354"/>
-          </w:tcPr>
-          <w:p>
-            <w:r>
-              <w:rPr>
-                <w:i w:val="false"/>
-                <w:iCs w:val="false"/>
-              </w:rPr>
-              <w:t xml:space="preserve">0.9727</w:t>
-            </w:r>
-          </w:p>
-        </w:tc>
-        <w:tc>
-          <w:tcPr>
-            <w:tcW w:type="dxa" w:w="1354"/>
-          </w:tcPr>
-          <w:p>
-            <w:r>
-              <w:rPr>
-                <w:i w:val="false"/>
-                <w:iCs w:val="false"/>
-              </w:rPr>
-              <w:t xml:space="preserve">0.9725</w:t>
-            </w:r>
-          </w:p>
-        </w:tc>
-      </w:tr>
-      <w:tr>
-        <w:tc>
-          <w:tcPr>
-            <w:tcW w:type="dxa" w:w="3249"/>
-          </w:tcPr>
-          <w:p>
-            <w:r>
-              <w:rPr>
-                <w:i w:val="false"/>
-                <w:iCs w:val="false"/>
-              </w:rPr>
-              <w:t xml:space="preserve">Iteration 2 — XGBoost</w:t>
-            </w:r>
-          </w:p>
-        </w:tc>
-        <w:tc>
-          <w:tcPr>
-            <w:tcW w:type="dxa" w:w="1625"/>
-          </w:tcPr>
-          <w:p>
-            <w:r>
-              <w:rPr>
-                <w:i w:val="false"/>
-                <w:iCs w:val="false"/>
-              </w:rPr>
-              <w:t xml:space="preserve">0.9886</w:t>
-            </w:r>
-          </w:p>
-        </w:tc>
-        <w:tc>
-          <w:tcPr>
-            <w:tcW w:type="dxa" w:w="1444"/>
-          </w:tcPr>
-          <w:p>
-            <w:r>
-              <w:rPr>
-                <w:i w:val="false"/>
-                <w:iCs w:val="false"/>
-              </w:rPr>
-              <w:t xml:space="preserve">0.9894</w:t>
-            </w:r>
-          </w:p>
-        </w:tc>
-        <w:tc>
-          <w:tcPr>
-            <w:tcW w:type="dxa" w:w="1354"/>
-          </w:tcPr>
-          <w:p>
-            <w:r>
-              <w:rPr>
-                <w:i w:val="false"/>
-                <w:iCs w:val="false"/>
-              </w:rPr>
-              <w:t xml:space="preserve">0.9886</w:t>
-            </w:r>
-          </w:p>
-        </w:tc>
-        <w:tc>
-          <w:tcPr>
-            <w:tcW w:type="dxa" w:w="1354"/>
-          </w:tcPr>
-          <w:p>
-            <w:r>
-              <w:rPr>
-                <w:i w:val="false"/>
-                <w:iCs w:val="false"/>
-              </w:rPr>
-              <w:t xml:space="preserve">0.9885</w:t>
-            </w:r>
-          </w:p>
-        </w:tc>
-      </w:tr>
-      <w:tr>
-        <w:tc>
-          <w:tcPr>
-            <w:tcW w:type="dxa" w:w="3249"/>
-          </w:tcPr>
-          <w:p>
-            <w:r>
-              <w:rPr>
-                <w:i w:val="false"/>
-                <w:iCs w:val="false"/>
-              </w:rPr>
-              <w:t xml:space="preserve">Iteration 2 — Random Forest</w:t>
-            </w:r>
-          </w:p>
-        </w:tc>
-        <w:tc>
-          <w:tcPr>
-            <w:tcW w:type="dxa" w:w="1625"/>
-          </w:tcPr>
-          <w:p>
-            <w:r>
-              <w:rPr>
-                <w:i w:val="false"/>
-                <w:iCs w:val="false"/>
-              </w:rPr>
-              <w:t xml:space="preserve">0.9955</w:t>
-            </w:r>
-          </w:p>
-        </w:tc>
-        <w:tc>
-          <w:tcPr>
-            <w:tcW w:type="dxa" w:w="1444"/>
-          </w:tcPr>
-          <w:p>
-            <w:r>
-              <w:rPr>
-                <w:i w:val="false"/>
-                <w:iCs w:val="false"/>
-              </w:rPr>
-              <w:t xml:space="preserve">0.9957</w:t>
-            </w:r>
-          </w:p>
-        </w:tc>
-        <w:tc>
-          <w:tcPr>
-            <w:tcW w:type="dxa" w:w="1354"/>
-          </w:tcPr>
-          <w:p>
-            <w:r>
-              <w:rPr>
-                <w:i w:val="false"/>
-                <w:iCs w:val="false"/>
-              </w:rPr>
-              <w:t xml:space="preserve">0.9955</w:t>
-            </w:r>
-          </w:p>
-        </w:tc>
-        <w:tc>
-          <w:tcPr>
-            <w:tcW w:type="dxa" w:w="1354"/>
-          </w:tcPr>
-          <w:p>
-            <w:r>
-              <w:rPr>
-                <w:i w:val="false"/>
-                <w:iCs w:val="false"/>
-              </w:rPr>
-              <w:t xml:space="preserve">0.9955</w:t>
-            </w:r>
-          </w:p>
-        </w:tc>
-      </w:tr>
-      <w:tr>
-        <w:tc>
-          <w:tcPr>
-            <w:tcW w:type="dxa" w:w="3249"/>
-          </w:tcPr>
-          <w:p>
-            <w:r>
-              <w:rPr>
-                <w:i w:val="false"/>
-                <w:iCs w:val="false"/>
-              </w:rPr>
-              <w:t xml:space="preserve">Final — Random Forest (tuned)</w:t>
-            </w:r>
-          </w:p>
-        </w:tc>
-        <w:tc>
-          <w:tcPr>
-            <w:tcW w:type="dxa" w:w="1625"/>
-          </w:tcPr>
-          <w:p>
-            <w:r>
-              <w:rPr>
-                <w:i w:val="false"/>
-                <w:iCs w:val="false"/>
-              </w:rPr>
-              <w:t xml:space="preserve">0.9955</w:t>
-            </w:r>
-          </w:p>
-        </w:tc>
-        <w:tc>
-          <w:tcPr>
-            <w:tcW w:type="dxa" w:w="1444"/>
-          </w:tcPr>
-          <w:p>
-            <w:r>
-              <w:rPr>
-                <w:i w:val="false"/>
-                <w:iCs w:val="false"/>
-              </w:rPr>
-              <w:t xml:space="preserve">0.9957</w:t>
-            </w:r>
-          </w:p>
-        </w:tc>
-        <w:tc>
-          <w:tcPr>
-            <w:tcW w:type="dxa" w:w="1354"/>
-          </w:tcPr>
-          <w:p>
-            <w:r>
-              <w:rPr>
-                <w:i w:val="false"/>
-                <w:iCs w:val="false"/>
-              </w:rPr>
-              <w:t xml:space="preserve">0.9955</w:t>
-            </w:r>
-          </w:p>
-        </w:tc>
-        <w:tc>
-          <w:tcPr>
-            <w:tcW w:type="dxa" w:w="1354"/>
-          </w:tcPr>
-          <w:p>
-            <w:r>
-              <w:rPr>
-                <w:i w:val="false"/>
-                <w:iCs w:val="false"/>
-              </w:rPr>
-              <w:t xml:space="preserve">0.9955</w:t>
-            </w:r>
-          </w:p>
-        </w:tc>
-      </w:tr>
-      <w:tr>
-        <w:tc>
-          <w:tcPr>
-            <w:tcW w:type="dxa" w:w="3249"/>
-          </w:tcPr>
-          <w:p>
-            <w:r>
-              <w:rPr>
-                <w:i w:val="false"/>
-                <w:iCs w:val="false"/>
-              </w:rPr>
-              <w:t xml:space="preserve">Final — 5-fold cross-validation</w:t>
-            </w:r>
-          </w:p>
-        </w:tc>
-        <w:tc>
-          <w:tcPr>
-            <w:tcW w:type="dxa" w:w="1625"/>
-          </w:tcPr>
-          <w:p>
-            <w:r>
-              <w:rPr>
-                <w:i w:val="false"/>
-                <w:iCs w:val="false"/>
-              </w:rPr>
-              <w:t xml:space="preserve">0.9927 ± 0.0039</w:t>
-            </w:r>
-          </w:p>
-        </w:tc>
-        <w:tc>
-          <w:tcPr>
-            <w:tcW w:type="dxa" w:w="1444"/>
-          </w:tcPr>
-          <w:p>
-            <w:r>
-              <w:rPr>
-                <w:i w:val="false"/>
-                <w:iCs w:val="false"/>
-              </w:rPr>
-              <w:t xml:space="preserve">—</w:t>
-            </w:r>
-          </w:p>
-        </w:tc>
-        <w:tc>
-          <w:tcPr>
-            <w:tcW w:type="dxa" w:w="1354"/>
-          </w:tcPr>
-          <w:p>
-            <w:r>
-              <w:rPr>
-                <w:i w:val="false"/>
-                <w:iCs w:val="false"/>
-              </w:rPr>
-              <w:t xml:space="preserve">—</w:t>
-            </w:r>
-          </w:p>
-        </w:tc>
-        <w:tc>
-          <w:tcPr>
-            <w:tcW w:type="dxa" w:w="1354"/>
-          </w:tcPr>
-          <w:p>
-            <w:r>
-              <w:rPr>
-                <w:i w:val="false"/>
-                <w:iCs w:val="false"/>
-              </w:rPr>
-              <w:t xml:space="preserve">—</w:t>
-            </w:r>
-          </w:p>
-        </w:tc>
-      </w:tr>
-    </w:tbl>
-    <w:p>
-      <w:pPr>
-        <w:jc w:val="center"/>
-      </w:pPr>
-      <w:r>
-        <w:rPr>
-          <w:i/>
-          <w:iCs/>
-        </w:rPr>
-        <w:t xml:space="preserve">Table 6.1 — Classification results</w:t>
-      </w:r>
-    </w:p>
-    <w:tbl>
-      <w:tblPr>
-        <w:tblW w:type="dxa" w:w="9026"/>
-        <w:tblBorders>
-          <w:top w:val="single" w:color="auto" w:sz="4"/>
-          <w:left w:val="single" w:color="auto" w:sz="4"/>
-          <w:bottom w:val="single" w:color="auto" w:sz="4"/>
-          <w:right w:val="single" w:color="auto" w:sz="4"/>
-          <w:insideH w:val="single" w:color="auto" w:sz="4"/>
-          <w:insideV w:val="single" w:color="auto" w:sz="4"/>
-        </w:tblBorders>
-      </w:tblPr>
-      <w:tblGrid>
-        <w:gridCol w:w="3430"/>
-        <w:gridCol w:w="1805"/>
-        <w:gridCol w:w="1805"/>
-        <w:gridCol w:w="1986"/>
-      </w:tblGrid>
-      <w:tr>
-        <w:trPr>
-          <w:tblHeader/>
-        </w:trPr>
-        <w:tc>
-          <w:tcPr>
-            <w:tcW w:type="dxa" w:w="3430"/>
-            <w:shd w:fill="E8F0E8" w:val="clear"/>
-          </w:tcPr>
-          <w:p>
-            <w:r>
-              <w:rPr>
-                <w:b/>
-                <w:bCs/>
-              </w:rPr>
-              <w:t xml:space="preserve">Version</w:t>
-            </w:r>
-          </w:p>
-        </w:tc>
-        <w:tc>
-          <w:tcPr>
-            <w:tcW w:type="dxa" w:w="1805"/>
-            <w:shd w:fill="E8F0E8" w:val="clear"/>
-          </w:tcPr>
-          <w:p>
-            <w:r>
-              <w:rPr>
-                <w:b/>
-                <w:bCs/>
-              </w:rPr>
-              <w:t xml:space="preserve">RMSE</w:t>
-            </w:r>
-          </w:p>
-        </w:tc>
-        <w:tc>
-          <w:tcPr>
-            <w:tcW w:type="dxa" w:w="1805"/>
-            <w:shd w:fill="E8F0E8" w:val="clear"/>
-          </w:tcPr>
-          <w:p>
-            <w:r>
-              <w:rPr>
-                <w:b/>
-                <w:bCs/>
-              </w:rPr>
-              <w:t xml:space="preserve">MAE</w:t>
-            </w:r>
-          </w:p>
-        </w:tc>
-        <w:tc>
-          <w:tcPr>
-            <w:tcW w:type="dxa" w:w="1986"/>
-            <w:shd w:fill="E8F0E8" w:val="clear"/>
-          </w:tcPr>
-          <w:p>
-            <w:r>
-              <w:rPr>
-                <w:b/>
-                <w:bCs/>
-              </w:rPr>
-              <w:t xml:space="preserve">R²</w:t>
-            </w:r>
-          </w:p>
-        </w:tc>
-      </w:tr>
-      <w:tr>
-        <w:tc>
-          <w:tcPr>
-            <w:tcW w:type="dxa" w:w="3430"/>
-          </w:tcPr>
-          <w:p>
-            <w:r>
-              <w:rPr>
-                <w:i w:val="false"/>
-                <w:iCs w:val="false"/>
-              </w:rPr>
-              <w:t xml:space="preserve">Iteration 1 — Linear Regression</w:t>
-            </w:r>
-          </w:p>
-        </w:tc>
-        <w:tc>
-          <w:tcPr>
-            <w:tcW w:type="dxa" w:w="1805"/>
-          </w:tcPr>
-          <w:p>
-            <w:r>
-              <w:rPr>
-                <w:i w:val="false"/>
-                <w:iCs w:val="false"/>
-              </w:rPr>
-              <w:t xml:space="preserve">9.4949</w:t>
-            </w:r>
-          </w:p>
-        </w:tc>
-        <w:tc>
-          <w:tcPr>
-            <w:tcW w:type="dxa" w:w="1805"/>
-          </w:tcPr>
-          <w:p>
-            <w:r>
-              <w:rPr>
-                <w:i w:val="false"/>
-                <w:iCs w:val="false"/>
-              </w:rPr>
-              <w:t xml:space="preserve">4.6019</w:t>
-            </w:r>
-          </w:p>
-        </w:tc>
-        <w:tc>
-          <w:tcPr>
-            <w:tcW w:type="dxa" w:w="1986"/>
-          </w:tcPr>
-          <w:p>
-            <w:r>
-              <w:rPr>
-                <w:i w:val="false"/>
-                <w:iCs w:val="false"/>
-              </w:rPr>
-              <w:t xml:space="preserve">0.0726</w:t>
-            </w:r>
-          </w:p>
-        </w:tc>
-      </w:tr>
-      <w:tr>
-        <w:tc>
-          <w:tcPr>
-            <w:tcW w:type="dxa" w:w="3430"/>
-          </w:tcPr>
-          <w:p>
-            <w:r>
-              <w:rPr>
-                <w:i w:val="false"/>
-                <w:iCs w:val="false"/>
-              </w:rPr>
-              <w:t xml:space="preserve">Iteration 2 — Random Forest</w:t>
-            </w:r>
-          </w:p>
-        </w:tc>
-        <w:tc>
-          <w:tcPr>
-            <w:tcW w:type="dxa" w:w="1805"/>
-          </w:tcPr>
-          <w:p>
-            <w:r>
-              <w:rPr>
-                <w:i w:val="false"/>
-                <w:iCs w:val="false"/>
-              </w:rPr>
-              <w:t xml:space="preserve">5.6473</w:t>
-            </w:r>
-          </w:p>
-        </w:tc>
-        <w:tc>
-          <w:tcPr>
-            <w:tcW w:type="dxa" w:w="1805"/>
-          </w:tcPr>
-          <w:p>
-            <w:r>
-              <w:rPr>
-                <w:i w:val="false"/>
-                <w:iCs w:val="false"/>
-              </w:rPr>
-              <w:t xml:space="preserve">1.6607</w:t>
-            </w:r>
-          </w:p>
-        </w:tc>
-        <w:tc>
-          <w:tcPr>
-            <w:tcW w:type="dxa" w:w="1986"/>
-          </w:tcPr>
-          <w:p>
-            <w:r>
-              <w:rPr>
-                <w:i w:val="false"/>
-                <w:iCs w:val="false"/>
-              </w:rPr>
-              <w:t xml:space="preserve">0.6719</w:t>
-            </w:r>
-          </w:p>
-        </w:tc>
-      </w:tr>
-      <w:tr>
-        <w:tc>
-          <w:tcPr>
-            <w:tcW w:type="dxa" w:w="3430"/>
-          </w:tcPr>
-          <w:p>
-            <w:r>
-              <w:rPr>
-                <w:i w:val="false"/>
-                <w:iCs w:val="false"/>
-              </w:rPr>
-              <w:t xml:space="preserve">Iteration 2 — XGBoost</w:t>
-            </w:r>
-          </w:p>
-        </w:tc>
-        <w:tc>
-          <w:tcPr>
-            <w:tcW w:type="dxa" w:w="1805"/>
-          </w:tcPr>
-          <w:p>
-            <w:r>
-              <w:rPr>
-                <w:i w:val="false"/>
-                <w:iCs w:val="false"/>
-              </w:rPr>
-              <w:t xml:space="preserve">5.4483</w:t>
-            </w:r>
-          </w:p>
-        </w:tc>
-        <w:tc>
-          <w:tcPr>
-            <w:tcW w:type="dxa" w:w="1805"/>
-          </w:tcPr>
-          <w:p>
-            <w:r>
-              <w:rPr>
-                <w:i w:val="false"/>
-                <w:iCs w:val="false"/>
-              </w:rPr>
-              <w:t xml:space="preserve">1.7289</w:t>
-            </w:r>
-          </w:p>
-        </w:tc>
-        <w:tc>
-          <w:tcPr>
-            <w:tcW w:type="dxa" w:w="1986"/>
-          </w:tcPr>
-          <w:p>
-            <w:r>
-              <w:rPr>
-                <w:i w:val="false"/>
-                <w:iCs w:val="false"/>
-              </w:rPr>
-              <w:t xml:space="preserve">0.6946</w:t>
-            </w:r>
-          </w:p>
-        </w:tc>
-      </w:tr>
-      <w:tr>
-        <w:tc>
-          <w:tcPr>
-            <w:tcW w:type="dxa" w:w="3430"/>
-          </w:tcPr>
-          <w:p>
-            <w:r>
-              <w:rPr>
-                <w:i w:val="false"/>
-                <w:iCs w:val="false"/>
-              </w:rPr>
-              <w:t xml:space="preserve">Final — XGBoost (tuned)</w:t>
-            </w:r>
-          </w:p>
-        </w:tc>
-        <w:tc>
-          <w:tcPr>
-            <w:tcW w:type="dxa" w:w="1805"/>
-          </w:tcPr>
-          <w:p>
-            <w:r>
-              <w:rPr>
-                <w:i w:val="false"/>
-                <w:iCs w:val="false"/>
-              </w:rPr>
-              <w:t xml:space="preserve">5.0247</w:t>
-            </w:r>
-          </w:p>
-        </w:tc>
-        <w:tc>
-          <w:tcPr>
-            <w:tcW w:type="dxa" w:w="1805"/>
-          </w:tcPr>
-          <w:p>
-            <w:r>
-              <w:rPr>
-                <w:i w:val="false"/>
-                <w:iCs w:val="false"/>
-              </w:rPr>
-              <w:t xml:space="preserve">1.6527</w:t>
-            </w:r>
-          </w:p>
-        </w:tc>
-        <w:tc>
-          <w:tcPr>
-            <w:tcW w:type="dxa" w:w="1986"/>
-          </w:tcPr>
-          <w:p>
-            <w:r>
-              <w:rPr>
-                <w:i w:val="false"/>
-                <w:iCs w:val="false"/>
-              </w:rPr>
-              <w:t xml:space="preserve">0.7403</w:t>
-            </w:r>
-          </w:p>
-        </w:tc>
-      </w:tr>
-      <w:tr>
-        <w:tc>
-          <w:tcPr>
-            <w:tcW w:type="dxa" w:w="3430"/>
-          </w:tcPr>
-          <w:p>
-            <w:r>
-              <w:rPr>
-                <w:i w:val="false"/>
-                <w:iCs w:val="false"/>
-              </w:rPr>
-              <w:t xml:space="preserve">Final — 5-fold cross-validation</w:t>
-            </w:r>
-          </w:p>
-        </w:tc>
-        <w:tc>
-          <w:tcPr>
-            <w:tcW w:type="dxa" w:w="1805"/>
-          </w:tcPr>
-          <w:p>
-            <w:r>
-              <w:rPr>
-                <w:i w:val="false"/>
-                <w:iCs w:val="false"/>
-              </w:rPr>
-              <w:t xml:space="preserve">—</w:t>
-            </w:r>
-          </w:p>
-        </w:tc>
-        <w:tc>
-          <w:tcPr>
-            <w:tcW w:type="dxa" w:w="1805"/>
-          </w:tcPr>
-          <w:p>
-            <w:r>
-              <w:rPr>
-                <w:i w:val="false"/>
-                <w:iCs w:val="false"/>
-              </w:rPr>
-              <w:t xml:space="preserve">—</w:t>
-            </w:r>
-          </w:p>
-        </w:tc>
-        <w:tc>
-          <w:tcPr>
-            <w:tcW w:type="dxa" w:w="1986"/>
-          </w:tcPr>
-          <w:p>
-            <w:r>
-              <w:rPr>
-                <w:i w:val="false"/>
-                <w:iCs w:val="false"/>
-              </w:rPr>
-              <w:t xml:space="preserve">0.7428 ± 0.0254</w:t>
-            </w:r>
-          </w:p>
-        </w:tc>
-      </w:tr>
-    </w:tbl>
-    <w:p>
-      <w:pPr>
-        <w:jc w:val="center"/>
-      </w:pPr>
-      <w:r>
-        <w:rPr>
-          <w:i/>
-          <w:iCs/>
-        </w:rPr>
-        <w:t xml:space="preserve">Table 6.2 — Regression results</w:t>
+        <w:t xml:space="preserve">All screenshots below were captured from the running application against a live backend — the values shown are genuine model output, not mock-ups. The history and profile screens follow the same visual system and are omitted here for space. A Streamlit interface built in Iteration 2 preceded the mobile client and is retained in the repository for desktop testing.</w:t>
       </w:r>
     </w:p>
     <w:p>
@@ -5109,7 +5647,7 @@
       <w:r>
         <w:drawing>
           <wp:inline distT="0" distB="0" distL="0" distR="0">
-            <wp:extent cx="2952750" cy="2457450"/>
+            <wp:extent cx="3810000" cy="2724150"/>
             <wp:effectExtent t="0" r="0" b="0" l="0"/>
             <wp:docPr id="1" name="" descr="" title=""/>
             <wp:cNvGraphicFramePr>
@@ -5134,7 +5672,7 @@
                   <pic:spPr bwMode="auto">
                     <a:xfrm>
                       <a:off x="0" y="0"/>
-                      <a:ext cx="2952750" cy="2457450"/>
+                      <a:ext cx="3810000" cy="2724150"/>
                     </a:xfrm>
                     <a:prstGeom prst="rect">
                       <a:avLst/>
@@ -5156,7 +5694,7 @@
           <w:i/>
           <w:iCs/>
         </w:rPr>
-        <w:t xml:space="preserve">Figure 6.1 — Confusion matrix, tuned Random Forest. 438 of 440 test records lie on the diagonal.</w:t>
+        <w:t xml:space="preserve">Figure 5.3 — Onboarding, home dashboard and analyze hub</w:t>
       </w:r>
     </w:p>
     <w:p>
@@ -5166,7 +5704,7 @@
       <w:r>
         <w:drawing>
           <wp:inline distT="0" distB="0" distL="0" distR="0">
-            <wp:extent cx="2381250" cy="2381250"/>
+            <wp:extent cx="4333875" cy="2181225"/>
             <wp:effectExtent t="0" r="0" b="0" l="0"/>
             <wp:docPr id="1" name="" descr="" title=""/>
             <wp:cNvGraphicFramePr>
@@ -5191,7 +5729,7 @@
                   <pic:spPr bwMode="auto">
                     <a:xfrm>
                       <a:off x="0" y="0"/>
-                      <a:ext cx="2381250" cy="2381250"/>
+                      <a:ext cx="4333875" cy="2181225"/>
                     </a:xfrm>
                     <a:prstGeom prst="rect">
                       <a:avLst/>
@@ -5213,7 +5751,900 @@
           <w:i/>
           <w:iCs/>
         </w:rPr>
-        <w:t xml:space="preserve">Figure 6.2 — Predicted vs actual yield, tuned XGBoost</w:t>
+        <w:t xml:space="preserve">Figure 5.4 — Both analysis flows. N-P-K 90-42-43 at 20.9 °C, 82% humidity, pH 6.5 and 202.9 mm returns “RICE”; Arecanut in Kharif over 1,254 ha returns 1.288 units per hectare, matching direct model output exactly.</w:t>
+      </w:r>
+    </w:p>
+    <w:p>
+      <w:pPr>
+        <w:pStyle w:val="Heading1"/>
+        <w:pageBreakBefore/>
+        <w:jc w:val="center"/>
+      </w:pPr>
+      <w:r>
+        <w:t xml:space="preserve">CHAPTER 6
+RESULTS AND DISCUSSION</w:t>
+      </w:r>
+    </w:p>
+    <w:p>
+      <w:pPr>
+        <w:pStyle w:val="Heading2"/>
+      </w:pPr>
+      <w:r>
+        <w:t xml:space="preserve">6.1  Evaluation Metrics</w:t>
+      </w:r>
+    </w:p>
+    <w:p>
+      <w:pPr>
+        <w:jc w:val="both"/>
+      </w:pPr>
+      <w:r>
+        <w:t xml:space="preserve">Classification was evaluated with accuracy, precision, recall and F1. Because the dataset is exactly balanced, accuracy is not misleading and is reported as the headline; precision, recall and F1 are weighted averages, and F1 was the selection criterion because it penalises a model that achieves accuracy by favouring easy classes. Regression used RMSE, MAE and R². RMSE is in the units of yield and penalises large errors quadratically, which matters because an overestimate on a large plot is costly; MAE gives typical error magnitude and is less sensitive to remaining outliers; R² is scale-free and so comparable across models. Reporting all three matters here — Random Forest achieved the better MAE (1.6607 against 1.7289) while XGBoost achieved the better RMSE and R², meaning the forest was typically closer but the boosted model made fewer large errors.</w:t>
+      </w:r>
+    </w:p>
+    <w:p>
+      <w:pPr>
+        <w:pStyle w:val="Heading2"/>
+      </w:pPr>
+      <w:r>
+        <w:t xml:space="preserve">6.2  Results Across Iterations</w:t>
+      </w:r>
+    </w:p>
+    <w:tbl>
+      <w:tblPr>
+        <w:tblW w:type="dxa" w:w="9026"/>
+        <w:tblBorders>
+          <w:top w:val="single" w:color="auto" w:sz="4"/>
+          <w:left w:val="single" w:color="auto" w:sz="4"/>
+          <w:bottom w:val="single" w:color="auto" w:sz="4"/>
+          <w:right w:val="single" w:color="auto" w:sz="4"/>
+          <w:insideH w:val="single" w:color="auto" w:sz="4"/>
+          <w:insideV w:val="single" w:color="auto" w:sz="4"/>
+        </w:tblBorders>
+      </w:tblPr>
+      <w:tblGrid>
+        <w:gridCol w:w="3249"/>
+        <w:gridCol w:w="1625"/>
+        <w:gridCol w:w="1444"/>
+        <w:gridCol w:w="1354"/>
+        <w:gridCol w:w="1354"/>
+      </w:tblGrid>
+      <w:tr>
+        <w:trPr>
+          <w:tblHeader/>
+        </w:trPr>
+        <w:tc>
+          <w:tcPr>
+            <w:tcW w:type="dxa" w:w="3249"/>
+            <w:shd w:fill="E8F0E8" w:val="clear"/>
+          </w:tcPr>
+          <w:p>
+            <w:r>
+              <w:rPr>
+                <w:b/>
+                <w:bCs/>
+              </w:rPr>
+              <w:t xml:space="preserve">Version</w:t>
+            </w:r>
+          </w:p>
+        </w:tc>
+        <w:tc>
+          <w:tcPr>
+            <w:tcW w:type="dxa" w:w="1625"/>
+            <w:shd w:fill="E8F0E8" w:val="clear"/>
+          </w:tcPr>
+          <w:p>
+            <w:r>
+              <w:rPr>
+                <w:b/>
+                <w:bCs/>
+              </w:rPr>
+              <w:t xml:space="preserve">Accuracy</w:t>
+            </w:r>
+          </w:p>
+        </w:tc>
+        <w:tc>
+          <w:tcPr>
+            <w:tcW w:type="dxa" w:w="1444"/>
+            <w:shd w:fill="E8F0E8" w:val="clear"/>
+          </w:tcPr>
+          <w:p>
+            <w:r>
+              <w:rPr>
+                <w:b/>
+                <w:bCs/>
+              </w:rPr>
+              <w:t xml:space="preserve">Precision (w)</w:t>
+            </w:r>
+          </w:p>
+        </w:tc>
+        <w:tc>
+          <w:tcPr>
+            <w:tcW w:type="dxa" w:w="1354"/>
+            <w:shd w:fill="E8F0E8" w:val="clear"/>
+          </w:tcPr>
+          <w:p>
+            <w:r>
+              <w:rPr>
+                <w:b/>
+                <w:bCs/>
+              </w:rPr>
+              <w:t xml:space="preserve">Recall (w)</w:t>
+            </w:r>
+          </w:p>
+        </w:tc>
+        <w:tc>
+          <w:tcPr>
+            <w:tcW w:type="dxa" w:w="1354"/>
+            <w:shd w:fill="E8F0E8" w:val="clear"/>
+          </w:tcPr>
+          <w:p>
+            <w:r>
+              <w:rPr>
+                <w:b/>
+                <w:bCs/>
+              </w:rPr>
+              <w:t xml:space="preserve">F1 (w)</w:t>
+            </w:r>
+          </w:p>
+        </w:tc>
+      </w:tr>
+      <w:tr>
+        <w:tc>
+          <w:tcPr>
+            <w:tcW w:type="dxa" w:w="3249"/>
+          </w:tcPr>
+          <w:p>
+            <w:r>
+              <w:rPr>
+                <w:i w:val="false"/>
+                <w:iCs w:val="false"/>
+              </w:rPr>
+              <w:t xml:space="preserve">Iteration 1 — Logistic Regression</w:t>
+            </w:r>
+          </w:p>
+        </w:tc>
+        <w:tc>
+          <w:tcPr>
+            <w:tcW w:type="dxa" w:w="1625"/>
+          </w:tcPr>
+          <w:p>
+            <w:r>
+              <w:rPr>
+                <w:i w:val="false"/>
+                <w:iCs w:val="false"/>
+              </w:rPr>
+              <w:t xml:space="preserve">0.9727</w:t>
+            </w:r>
+          </w:p>
+        </w:tc>
+        <w:tc>
+          <w:tcPr>
+            <w:tcW w:type="dxa" w:w="1444"/>
+          </w:tcPr>
+          <w:p>
+            <w:r>
+              <w:rPr>
+                <w:i w:val="false"/>
+                <w:iCs w:val="false"/>
+              </w:rPr>
+              <w:t xml:space="preserve">0.9740</w:t>
+            </w:r>
+          </w:p>
+        </w:tc>
+        <w:tc>
+          <w:tcPr>
+            <w:tcW w:type="dxa" w:w="1354"/>
+          </w:tcPr>
+          <w:p>
+            <w:r>
+              <w:rPr>
+                <w:i w:val="false"/>
+                <w:iCs w:val="false"/>
+              </w:rPr>
+              <w:t xml:space="preserve">0.9727</w:t>
+            </w:r>
+          </w:p>
+        </w:tc>
+        <w:tc>
+          <w:tcPr>
+            <w:tcW w:type="dxa" w:w="1354"/>
+          </w:tcPr>
+          <w:p>
+            <w:r>
+              <w:rPr>
+                <w:i w:val="false"/>
+                <w:iCs w:val="false"/>
+              </w:rPr>
+              <w:t xml:space="preserve">0.9725</w:t>
+            </w:r>
+          </w:p>
+        </w:tc>
+      </w:tr>
+      <w:tr>
+        <w:tc>
+          <w:tcPr>
+            <w:tcW w:type="dxa" w:w="3249"/>
+          </w:tcPr>
+          <w:p>
+            <w:r>
+              <w:rPr>
+                <w:i w:val="false"/>
+                <w:iCs w:val="false"/>
+              </w:rPr>
+              <w:t xml:space="preserve">Iteration 2 — XGBoost</w:t>
+            </w:r>
+          </w:p>
+        </w:tc>
+        <w:tc>
+          <w:tcPr>
+            <w:tcW w:type="dxa" w:w="1625"/>
+          </w:tcPr>
+          <w:p>
+            <w:r>
+              <w:rPr>
+                <w:i w:val="false"/>
+                <w:iCs w:val="false"/>
+              </w:rPr>
+              <w:t xml:space="preserve">0.9886</w:t>
+            </w:r>
+          </w:p>
+        </w:tc>
+        <w:tc>
+          <w:tcPr>
+            <w:tcW w:type="dxa" w:w="1444"/>
+          </w:tcPr>
+          <w:p>
+            <w:r>
+              <w:rPr>
+                <w:i w:val="false"/>
+                <w:iCs w:val="false"/>
+              </w:rPr>
+              <w:t xml:space="preserve">0.9894</w:t>
+            </w:r>
+          </w:p>
+        </w:tc>
+        <w:tc>
+          <w:tcPr>
+            <w:tcW w:type="dxa" w:w="1354"/>
+          </w:tcPr>
+          <w:p>
+            <w:r>
+              <w:rPr>
+                <w:i w:val="false"/>
+                <w:iCs w:val="false"/>
+              </w:rPr>
+              <w:t xml:space="preserve">0.9886</w:t>
+            </w:r>
+          </w:p>
+        </w:tc>
+        <w:tc>
+          <w:tcPr>
+            <w:tcW w:type="dxa" w:w="1354"/>
+          </w:tcPr>
+          <w:p>
+            <w:r>
+              <w:rPr>
+                <w:i w:val="false"/>
+                <w:iCs w:val="false"/>
+              </w:rPr>
+              <w:t xml:space="preserve">0.9885</w:t>
+            </w:r>
+          </w:p>
+        </w:tc>
+      </w:tr>
+      <w:tr>
+        <w:tc>
+          <w:tcPr>
+            <w:tcW w:type="dxa" w:w="3249"/>
+          </w:tcPr>
+          <w:p>
+            <w:r>
+              <w:rPr>
+                <w:i w:val="false"/>
+                <w:iCs w:val="false"/>
+              </w:rPr>
+              <w:t xml:space="preserve">Iteration 2 — Random Forest</w:t>
+            </w:r>
+          </w:p>
+        </w:tc>
+        <w:tc>
+          <w:tcPr>
+            <w:tcW w:type="dxa" w:w="1625"/>
+          </w:tcPr>
+          <w:p>
+            <w:r>
+              <w:rPr>
+                <w:i w:val="false"/>
+                <w:iCs w:val="false"/>
+              </w:rPr>
+              <w:t xml:space="preserve">0.9955</w:t>
+            </w:r>
+          </w:p>
+        </w:tc>
+        <w:tc>
+          <w:tcPr>
+            <w:tcW w:type="dxa" w:w="1444"/>
+          </w:tcPr>
+          <w:p>
+            <w:r>
+              <w:rPr>
+                <w:i w:val="false"/>
+                <w:iCs w:val="false"/>
+              </w:rPr>
+              <w:t xml:space="preserve">0.9957</w:t>
+            </w:r>
+          </w:p>
+        </w:tc>
+        <w:tc>
+          <w:tcPr>
+            <w:tcW w:type="dxa" w:w="1354"/>
+          </w:tcPr>
+          <w:p>
+            <w:r>
+              <w:rPr>
+                <w:i w:val="false"/>
+                <w:iCs w:val="false"/>
+              </w:rPr>
+              <w:t xml:space="preserve">0.9955</w:t>
+            </w:r>
+          </w:p>
+        </w:tc>
+        <w:tc>
+          <w:tcPr>
+            <w:tcW w:type="dxa" w:w="1354"/>
+          </w:tcPr>
+          <w:p>
+            <w:r>
+              <w:rPr>
+                <w:i w:val="false"/>
+                <w:iCs w:val="false"/>
+              </w:rPr>
+              <w:t xml:space="preserve">0.9955</w:t>
+            </w:r>
+          </w:p>
+        </w:tc>
+      </w:tr>
+      <w:tr>
+        <w:tc>
+          <w:tcPr>
+            <w:tcW w:type="dxa" w:w="3249"/>
+          </w:tcPr>
+          <w:p>
+            <w:r>
+              <w:rPr>
+                <w:i w:val="false"/>
+                <w:iCs w:val="false"/>
+              </w:rPr>
+              <w:t xml:space="preserve">Final — Random Forest (tuned)</w:t>
+            </w:r>
+          </w:p>
+        </w:tc>
+        <w:tc>
+          <w:tcPr>
+            <w:tcW w:type="dxa" w:w="1625"/>
+          </w:tcPr>
+          <w:p>
+            <w:r>
+              <w:rPr>
+                <w:i w:val="false"/>
+                <w:iCs w:val="false"/>
+              </w:rPr>
+              <w:t xml:space="preserve">0.9955</w:t>
+            </w:r>
+          </w:p>
+        </w:tc>
+        <w:tc>
+          <w:tcPr>
+            <w:tcW w:type="dxa" w:w="1444"/>
+          </w:tcPr>
+          <w:p>
+            <w:r>
+              <w:rPr>
+                <w:i w:val="false"/>
+                <w:iCs w:val="false"/>
+              </w:rPr>
+              <w:t xml:space="preserve">0.9957</w:t>
+            </w:r>
+          </w:p>
+        </w:tc>
+        <w:tc>
+          <w:tcPr>
+            <w:tcW w:type="dxa" w:w="1354"/>
+          </w:tcPr>
+          <w:p>
+            <w:r>
+              <w:rPr>
+                <w:i w:val="false"/>
+                <w:iCs w:val="false"/>
+              </w:rPr>
+              <w:t xml:space="preserve">0.9955</w:t>
+            </w:r>
+          </w:p>
+        </w:tc>
+        <w:tc>
+          <w:tcPr>
+            <w:tcW w:type="dxa" w:w="1354"/>
+          </w:tcPr>
+          <w:p>
+            <w:r>
+              <w:rPr>
+                <w:i w:val="false"/>
+                <w:iCs w:val="false"/>
+              </w:rPr>
+              <w:t xml:space="preserve">0.9955</w:t>
+            </w:r>
+          </w:p>
+        </w:tc>
+      </w:tr>
+      <w:tr>
+        <w:tc>
+          <w:tcPr>
+            <w:tcW w:type="dxa" w:w="3249"/>
+          </w:tcPr>
+          <w:p>
+            <w:r>
+              <w:rPr>
+                <w:i w:val="false"/>
+                <w:iCs w:val="false"/>
+              </w:rPr>
+              <w:t xml:space="preserve">Final — 5-fold cross-validation</w:t>
+            </w:r>
+          </w:p>
+        </w:tc>
+        <w:tc>
+          <w:tcPr>
+            <w:tcW w:type="dxa" w:w="1625"/>
+          </w:tcPr>
+          <w:p>
+            <w:r>
+              <w:rPr>
+                <w:i w:val="false"/>
+                <w:iCs w:val="false"/>
+              </w:rPr>
+              <w:t xml:space="preserve">0.9927 ± 0.0039</w:t>
+            </w:r>
+          </w:p>
+        </w:tc>
+        <w:tc>
+          <w:tcPr>
+            <w:tcW w:type="dxa" w:w="1444"/>
+          </w:tcPr>
+          <w:p>
+            <w:r>
+              <w:rPr>
+                <w:i w:val="false"/>
+                <w:iCs w:val="false"/>
+              </w:rPr>
+              <w:t xml:space="preserve">—</w:t>
+            </w:r>
+          </w:p>
+        </w:tc>
+        <w:tc>
+          <w:tcPr>
+            <w:tcW w:type="dxa" w:w="1354"/>
+          </w:tcPr>
+          <w:p>
+            <w:r>
+              <w:rPr>
+                <w:i w:val="false"/>
+                <w:iCs w:val="false"/>
+              </w:rPr>
+              <w:t xml:space="preserve">—</w:t>
+            </w:r>
+          </w:p>
+        </w:tc>
+        <w:tc>
+          <w:tcPr>
+            <w:tcW w:type="dxa" w:w="1354"/>
+          </w:tcPr>
+          <w:p>
+            <w:r>
+              <w:rPr>
+                <w:i w:val="false"/>
+                <w:iCs w:val="false"/>
+              </w:rPr>
+              <w:t xml:space="preserve">—</w:t>
+            </w:r>
+          </w:p>
+        </w:tc>
+      </w:tr>
+    </w:tbl>
+    <w:p>
+      <w:pPr>
+        <w:jc w:val="center"/>
+      </w:pPr>
+      <w:r>
+        <w:rPr>
+          <w:i/>
+          <w:iCs/>
+        </w:rPr>
+        <w:t xml:space="preserve">Table 6.1 — Classification results</w:t>
+      </w:r>
+    </w:p>
+    <w:tbl>
+      <w:tblPr>
+        <w:tblW w:type="dxa" w:w="9026"/>
+        <w:tblBorders>
+          <w:top w:val="single" w:color="auto" w:sz="4"/>
+          <w:left w:val="single" w:color="auto" w:sz="4"/>
+          <w:bottom w:val="single" w:color="auto" w:sz="4"/>
+          <w:right w:val="single" w:color="auto" w:sz="4"/>
+          <w:insideH w:val="single" w:color="auto" w:sz="4"/>
+          <w:insideV w:val="single" w:color="auto" w:sz="4"/>
+        </w:tblBorders>
+      </w:tblPr>
+      <w:tblGrid>
+        <w:gridCol w:w="3430"/>
+        <w:gridCol w:w="1805"/>
+        <w:gridCol w:w="1805"/>
+        <w:gridCol w:w="1986"/>
+      </w:tblGrid>
+      <w:tr>
+        <w:trPr>
+          <w:tblHeader/>
+        </w:trPr>
+        <w:tc>
+          <w:tcPr>
+            <w:tcW w:type="dxa" w:w="3430"/>
+            <w:shd w:fill="E8F0E8" w:val="clear"/>
+          </w:tcPr>
+          <w:p>
+            <w:r>
+              <w:rPr>
+                <w:b/>
+                <w:bCs/>
+              </w:rPr>
+              <w:t xml:space="preserve">Version</w:t>
+            </w:r>
+          </w:p>
+        </w:tc>
+        <w:tc>
+          <w:tcPr>
+            <w:tcW w:type="dxa" w:w="1805"/>
+            <w:shd w:fill="E8F0E8" w:val="clear"/>
+          </w:tcPr>
+          <w:p>
+            <w:r>
+              <w:rPr>
+                <w:b/>
+                <w:bCs/>
+              </w:rPr>
+              <w:t xml:space="preserve">RMSE</w:t>
+            </w:r>
+          </w:p>
+        </w:tc>
+        <w:tc>
+          <w:tcPr>
+            <w:tcW w:type="dxa" w:w="1805"/>
+            <w:shd w:fill="E8F0E8" w:val="clear"/>
+          </w:tcPr>
+          <w:p>
+            <w:r>
+              <w:rPr>
+                <w:b/>
+                <w:bCs/>
+              </w:rPr>
+              <w:t xml:space="preserve">MAE</w:t>
+            </w:r>
+          </w:p>
+        </w:tc>
+        <w:tc>
+          <w:tcPr>
+            <w:tcW w:type="dxa" w:w="1986"/>
+            <w:shd w:fill="E8F0E8" w:val="clear"/>
+          </w:tcPr>
+          <w:p>
+            <w:r>
+              <w:rPr>
+                <w:b/>
+                <w:bCs/>
+              </w:rPr>
+              <w:t xml:space="preserve">R²</w:t>
+            </w:r>
+          </w:p>
+        </w:tc>
+      </w:tr>
+      <w:tr>
+        <w:tc>
+          <w:tcPr>
+            <w:tcW w:type="dxa" w:w="3430"/>
+          </w:tcPr>
+          <w:p>
+            <w:r>
+              <w:rPr>
+                <w:i w:val="false"/>
+                <w:iCs w:val="false"/>
+              </w:rPr>
+              <w:t xml:space="preserve">Iteration 1 — Linear Regression</w:t>
+            </w:r>
+          </w:p>
+        </w:tc>
+        <w:tc>
+          <w:tcPr>
+            <w:tcW w:type="dxa" w:w="1805"/>
+          </w:tcPr>
+          <w:p>
+            <w:r>
+              <w:rPr>
+                <w:i w:val="false"/>
+                <w:iCs w:val="false"/>
+              </w:rPr>
+              <w:t xml:space="preserve">9.4949</w:t>
+            </w:r>
+          </w:p>
+        </w:tc>
+        <w:tc>
+          <w:tcPr>
+            <w:tcW w:type="dxa" w:w="1805"/>
+          </w:tcPr>
+          <w:p>
+            <w:r>
+              <w:rPr>
+                <w:i w:val="false"/>
+                <w:iCs w:val="false"/>
+              </w:rPr>
+              <w:t xml:space="preserve">4.6019</w:t>
+            </w:r>
+          </w:p>
+        </w:tc>
+        <w:tc>
+          <w:tcPr>
+            <w:tcW w:type="dxa" w:w="1986"/>
+          </w:tcPr>
+          <w:p>
+            <w:r>
+              <w:rPr>
+                <w:i w:val="false"/>
+                <w:iCs w:val="false"/>
+              </w:rPr>
+              <w:t xml:space="preserve">0.0726</w:t>
+            </w:r>
+          </w:p>
+        </w:tc>
+      </w:tr>
+      <w:tr>
+        <w:tc>
+          <w:tcPr>
+            <w:tcW w:type="dxa" w:w="3430"/>
+          </w:tcPr>
+          <w:p>
+            <w:r>
+              <w:rPr>
+                <w:i w:val="false"/>
+                <w:iCs w:val="false"/>
+              </w:rPr>
+              <w:t xml:space="preserve">Iteration 2 — Random Forest</w:t>
+            </w:r>
+          </w:p>
+        </w:tc>
+        <w:tc>
+          <w:tcPr>
+            <w:tcW w:type="dxa" w:w="1805"/>
+          </w:tcPr>
+          <w:p>
+            <w:r>
+              <w:rPr>
+                <w:i w:val="false"/>
+                <w:iCs w:val="false"/>
+              </w:rPr>
+              <w:t xml:space="preserve">5.6473</w:t>
+            </w:r>
+          </w:p>
+        </w:tc>
+        <w:tc>
+          <w:tcPr>
+            <w:tcW w:type="dxa" w:w="1805"/>
+          </w:tcPr>
+          <w:p>
+            <w:r>
+              <w:rPr>
+                <w:i w:val="false"/>
+                <w:iCs w:val="false"/>
+              </w:rPr>
+              <w:t xml:space="preserve">1.6607</w:t>
+            </w:r>
+          </w:p>
+        </w:tc>
+        <w:tc>
+          <w:tcPr>
+            <w:tcW w:type="dxa" w:w="1986"/>
+          </w:tcPr>
+          <w:p>
+            <w:r>
+              <w:rPr>
+                <w:i w:val="false"/>
+                <w:iCs w:val="false"/>
+              </w:rPr>
+              <w:t xml:space="preserve">0.6719</w:t>
+            </w:r>
+          </w:p>
+        </w:tc>
+      </w:tr>
+      <w:tr>
+        <w:tc>
+          <w:tcPr>
+            <w:tcW w:type="dxa" w:w="3430"/>
+          </w:tcPr>
+          <w:p>
+            <w:r>
+              <w:rPr>
+                <w:i w:val="false"/>
+                <w:iCs w:val="false"/>
+              </w:rPr>
+              <w:t xml:space="preserve">Iteration 2 — XGBoost</w:t>
+            </w:r>
+          </w:p>
+        </w:tc>
+        <w:tc>
+          <w:tcPr>
+            <w:tcW w:type="dxa" w:w="1805"/>
+          </w:tcPr>
+          <w:p>
+            <w:r>
+              <w:rPr>
+                <w:i w:val="false"/>
+                <w:iCs w:val="false"/>
+              </w:rPr>
+              <w:t xml:space="preserve">5.4483</w:t>
+            </w:r>
+          </w:p>
+        </w:tc>
+        <w:tc>
+          <w:tcPr>
+            <w:tcW w:type="dxa" w:w="1805"/>
+          </w:tcPr>
+          <w:p>
+            <w:r>
+              <w:rPr>
+                <w:i w:val="false"/>
+                <w:iCs w:val="false"/>
+              </w:rPr>
+              <w:t xml:space="preserve">1.7289</w:t>
+            </w:r>
+          </w:p>
+        </w:tc>
+        <w:tc>
+          <w:tcPr>
+            <w:tcW w:type="dxa" w:w="1986"/>
+          </w:tcPr>
+          <w:p>
+            <w:r>
+              <w:rPr>
+                <w:i w:val="false"/>
+                <w:iCs w:val="false"/>
+              </w:rPr>
+              <w:t xml:space="preserve">0.6946</w:t>
+            </w:r>
+          </w:p>
+        </w:tc>
+      </w:tr>
+      <w:tr>
+        <w:tc>
+          <w:tcPr>
+            <w:tcW w:type="dxa" w:w="3430"/>
+          </w:tcPr>
+          <w:p>
+            <w:r>
+              <w:rPr>
+                <w:i w:val="false"/>
+                <w:iCs w:val="false"/>
+              </w:rPr>
+              <w:t xml:space="preserve">Final — XGBoost (tuned)</w:t>
+            </w:r>
+          </w:p>
+        </w:tc>
+        <w:tc>
+          <w:tcPr>
+            <w:tcW w:type="dxa" w:w="1805"/>
+          </w:tcPr>
+          <w:p>
+            <w:r>
+              <w:rPr>
+                <w:i w:val="false"/>
+                <w:iCs w:val="false"/>
+              </w:rPr>
+              <w:t xml:space="preserve">5.0247</w:t>
+            </w:r>
+          </w:p>
+        </w:tc>
+        <w:tc>
+          <w:tcPr>
+            <w:tcW w:type="dxa" w:w="1805"/>
+          </w:tcPr>
+          <w:p>
+            <w:r>
+              <w:rPr>
+                <w:i w:val="false"/>
+                <w:iCs w:val="false"/>
+              </w:rPr>
+              <w:t xml:space="preserve">1.6527</w:t>
+            </w:r>
+          </w:p>
+        </w:tc>
+        <w:tc>
+          <w:tcPr>
+            <w:tcW w:type="dxa" w:w="1986"/>
+          </w:tcPr>
+          <w:p>
+            <w:r>
+              <w:rPr>
+                <w:i w:val="false"/>
+                <w:iCs w:val="false"/>
+              </w:rPr>
+              <w:t xml:space="preserve">0.7403</w:t>
+            </w:r>
+          </w:p>
+        </w:tc>
+      </w:tr>
+      <w:tr>
+        <w:tc>
+          <w:tcPr>
+            <w:tcW w:type="dxa" w:w="3430"/>
+          </w:tcPr>
+          <w:p>
+            <w:r>
+              <w:rPr>
+                <w:i w:val="false"/>
+                <w:iCs w:val="false"/>
+              </w:rPr>
+              <w:t xml:space="preserve">Final — 5-fold cross-validation</w:t>
+            </w:r>
+          </w:p>
+        </w:tc>
+        <w:tc>
+          <w:tcPr>
+            <w:tcW w:type="dxa" w:w="1805"/>
+          </w:tcPr>
+          <w:p>
+            <w:r>
+              <w:rPr>
+                <w:i w:val="false"/>
+                <w:iCs w:val="false"/>
+              </w:rPr>
+              <w:t xml:space="preserve">—</w:t>
+            </w:r>
+          </w:p>
+        </w:tc>
+        <w:tc>
+          <w:tcPr>
+            <w:tcW w:type="dxa" w:w="1805"/>
+          </w:tcPr>
+          <w:p>
+            <w:r>
+              <w:rPr>
+                <w:i w:val="false"/>
+                <w:iCs w:val="false"/>
+              </w:rPr>
+              <w:t xml:space="preserve">—</w:t>
+            </w:r>
+          </w:p>
+        </w:tc>
+        <w:tc>
+          <w:tcPr>
+            <w:tcW w:type="dxa" w:w="1986"/>
+          </w:tcPr>
+          <w:p>
+            <w:r>
+              <w:rPr>
+                <w:i w:val="false"/>
+                <w:iCs w:val="false"/>
+              </w:rPr>
+              <w:t xml:space="preserve">0.7428 ± 0.0254</w:t>
+            </w:r>
+          </w:p>
+        </w:tc>
+      </w:tr>
+    </w:tbl>
+    <w:p>
+      <w:pPr>
+        <w:jc w:val="center"/>
+      </w:pPr>
+      <w:r>
+        <w:rPr>
+          <w:i/>
+          <w:iCs/>
+        </w:rPr>
+        <w:t xml:space="preserve">Table 6.2 — Regression results</w:t>
       </w:r>
     </w:p>
     <w:p>
@@ -5223,7 +6654,7 @@
       <w:r>
         <w:drawing>
           <wp:inline distT="0" distB="0" distL="0" distR="0">
-            <wp:extent cx="5191125" cy="1609725"/>
+            <wp:extent cx="2952750" cy="2457450"/>
             <wp:effectExtent t="0" r="0" b="0" l="0"/>
             <wp:docPr id="1" name="" descr="" title=""/>
             <wp:cNvGraphicFramePr>
@@ -5248,6 +6679,120 @@
                   <pic:spPr bwMode="auto">
                     <a:xfrm>
                       <a:off x="0" y="0"/>
+                      <a:ext cx="2952750" cy="2457450"/>
+                    </a:xfrm>
+                    <a:prstGeom prst="rect">
+                      <a:avLst/>
+                    </a:prstGeom>
+                  </pic:spPr>
+                </pic:pic>
+              </a:graphicData>
+            </a:graphic>
+          </wp:inline>
+        </w:drawing>
+      </w:r>
+    </w:p>
+    <w:p>
+      <w:pPr>
+        <w:jc w:val="center"/>
+      </w:pPr>
+      <w:r>
+        <w:rPr>
+          <w:i/>
+          <w:iCs/>
+        </w:rPr>
+        <w:t xml:space="preserve">Figure 6.1 — Confusion matrix, tuned Random Forest. 438 of 440 test records lie on the diagonal.</w:t>
+      </w:r>
+    </w:p>
+    <w:p>
+      <w:pPr>
+        <w:jc w:val="center"/>
+      </w:pPr>
+      <w:r>
+        <w:drawing>
+          <wp:inline distT="0" distB="0" distL="0" distR="0">
+            <wp:extent cx="2381250" cy="2381250"/>
+            <wp:effectExtent t="0" r="0" b="0" l="0"/>
+            <wp:docPr id="1" name="" descr="" title=""/>
+            <wp:cNvGraphicFramePr>
+              <a:graphicFrameLocks xmlns:a="http://schemas.openxmlformats.org/drawingml/2006/main" noChangeAspect="1"/>
+            </wp:cNvGraphicFramePr>
+            <a:graphic xmlns:a="http://schemas.openxmlformats.org/drawingml/2006/main">
+              <a:graphicData uri="http://schemas.openxmlformats.org/drawingml/2006/picture">
+                <pic:pic xmlns:pic="http://schemas.openxmlformats.org/drawingml/2006/picture">
+                  <pic:nvPicPr>
+                    <pic:cNvPr id="0" name="" descr=""/>
+                    <pic:cNvPicPr>
+                      <a:picLocks noChangeAspect="1" noChangeArrowheads="1"/>
+                    </pic:cNvPicPr>
+                  </pic:nvPicPr>
+                  <pic:blipFill>
+                    <a:blip r:embed="rId16" cstate="none"/>
+                    <a:srcRect/>
+                    <a:stretch>
+                      <a:fillRect/>
+                    </a:stretch>
+                  </pic:blipFill>
+                  <pic:spPr bwMode="auto">
+                    <a:xfrm>
+                      <a:off x="0" y="0"/>
+                      <a:ext cx="2381250" cy="2381250"/>
+                    </a:xfrm>
+                    <a:prstGeom prst="rect">
+                      <a:avLst/>
+                    </a:prstGeom>
+                  </pic:spPr>
+                </pic:pic>
+              </a:graphicData>
+            </a:graphic>
+          </wp:inline>
+        </w:drawing>
+      </w:r>
+    </w:p>
+    <w:p>
+      <w:pPr>
+        <w:jc w:val="center"/>
+      </w:pPr>
+      <w:r>
+        <w:rPr>
+          <w:i/>
+          <w:iCs/>
+        </w:rPr>
+        <w:t xml:space="preserve">Figure 6.2 — Predicted vs actual yield, tuned XGBoost</w:t>
+      </w:r>
+    </w:p>
+    <w:p>
+      <w:pPr>
+        <w:jc w:val="center"/>
+      </w:pPr>
+      <w:r>
+        <w:drawing>
+          <wp:inline distT="0" distB="0" distL="0" distR="0">
+            <wp:extent cx="5191125" cy="1609725"/>
+            <wp:effectExtent t="0" r="0" b="0" l="0"/>
+            <wp:docPr id="1" name="" descr="" title=""/>
+            <wp:cNvGraphicFramePr>
+              <a:graphicFrameLocks xmlns:a="http://schemas.openxmlformats.org/drawingml/2006/main" noChangeAspect="1"/>
+            </wp:cNvGraphicFramePr>
+            <a:graphic xmlns:a="http://schemas.openxmlformats.org/drawingml/2006/main">
+              <a:graphicData uri="http://schemas.openxmlformats.org/drawingml/2006/picture">
+                <pic:pic xmlns:pic="http://schemas.openxmlformats.org/drawingml/2006/picture">
+                  <pic:nvPicPr>
+                    <pic:cNvPr id="0" name="" descr=""/>
+                    <pic:cNvPicPr>
+                      <a:picLocks noChangeAspect="1" noChangeArrowheads="1"/>
+                    </pic:cNvPicPr>
+                  </pic:nvPicPr>
+                  <pic:blipFill>
+                    <a:blip r:embed="rId17" cstate="none"/>
+                    <a:srcRect/>
+                    <a:stretch>
+                      <a:fillRect/>
+                    </a:stretch>
+                  </pic:blipFill>
+                  <pic:spPr bwMode="auto">
+                    <a:xfrm>
+                      <a:off x="0" y="0"/>
                       <a:ext cx="5191125" cy="1609725"/>
                     </a:xfrm>
                     <a:prstGeom prst="rect">
@@ -6654,10 +8199,10 @@
       </w:r>
     </w:p>
     <w:sectPr>
-      <w:footerReference w:type="default" r:id="rId7"/>
+      <w:footerReference w:type="default" r:id="rId9"/>
       <w:pgSz w:w="11906" w:h="16838" w:orient="portrait"/>
       <w:pgMar w:top="1440" w:right="1440" w:bottom="1440" w:left="1440" w:header="708" w:footer="708" w:gutter="0"/>
-      <w:pgNumType/>
+      <w:pgNumType w:start="1" w:fmt="decimal"/>
       <w:docGrid w:linePitch="360"/>
     </w:sectPr>
   </w:body>
@@ -6706,6 +8251,28 @@
 </file>
 
 <file path=word/footer1.xml><?xml version="1.0" encoding="utf-8"?>
+<w:ftr xmlns:wpc="http://schemas.microsoft.com/office/word/2010/wordprocessingCanvas" xmlns:mc="http://schemas.openxmlformats.org/markup-compatibility/2006" xmlns:o="urn:schemas-microsoft-com:office:office" xmlns:r="http://schemas.openxmlformats.org/officeDocument/2006/relationships" xmlns:m="http://schemas.openxmlformats.org/officeDocument/2006/math" xmlns:v="urn:schemas-microsoft-com:vml" xmlns:wp14="http://schemas.microsoft.com/office/word/2010/wordprocessingDrawing" xmlns:wp="http://schemas.openxmlformats.org/drawingml/2006/wordprocessingDrawing" xmlns:w10="urn:schemas-microsoft-com:office:word" xmlns:w="http://schemas.openxmlformats.org/wordprocessingml/2006/main" xmlns:w14="http://schemas.microsoft.com/office/word/2010/wordml" xmlns:w15="http://schemas.microsoft.com/office/word/2012/wordml" xmlns:wpg="http://schemas.microsoft.com/office/word/2010/wordprocessingGroup" xmlns:wpi="http://schemas.microsoft.com/office/word/2010/wordprocessingInk" xmlns:wne="http://schemas.microsoft.com/office/word/2006/wordml" xmlns:wps="http://schemas.microsoft.com/office/word/2010/wordprocessingShape">
+  <w:p>
+    <w:pPr>
+      <w:jc w:val="center"/>
+    </w:pPr>
+    <w:r>
+      <w:fldChar w:fldCharType="begin"/>
+      <w:instrText xml:space="preserve">PAGE</w:instrText>
+      <w:fldChar w:fldCharType="separate"/>
+      <w:fldChar w:fldCharType="end"/>
+    </w:r>
+  </w:p>
+</w:ftr>
+</file>
+
+<file path=word/footer2.xml><?xml version="1.0" encoding="utf-8"?>
+<w:ftr xmlns:wpc="http://schemas.microsoft.com/office/word/2010/wordprocessingCanvas" xmlns:mc="http://schemas.openxmlformats.org/markup-compatibility/2006" xmlns:o="urn:schemas-microsoft-com:office:office" xmlns:r="http://schemas.openxmlformats.org/officeDocument/2006/relationships" xmlns:m="http://schemas.openxmlformats.org/officeDocument/2006/math" xmlns:v="urn:schemas-microsoft-com:vml" xmlns:wp14="http://schemas.microsoft.com/office/word/2010/wordprocessingDrawing" xmlns:wp="http://schemas.openxmlformats.org/drawingml/2006/wordprocessingDrawing" xmlns:w10="urn:schemas-microsoft-com:office:word" xmlns:w="http://schemas.openxmlformats.org/wordprocessingml/2006/main" xmlns:w14="http://schemas.microsoft.com/office/word/2010/wordml" xmlns:w15="http://schemas.microsoft.com/office/word/2012/wordml" xmlns:wpg="http://schemas.microsoft.com/office/word/2010/wordprocessingGroup" xmlns:wpi="http://schemas.microsoft.com/office/word/2010/wordprocessingInk" xmlns:wne="http://schemas.microsoft.com/office/word/2006/wordml" xmlns:wps="http://schemas.microsoft.com/office/word/2010/wordprocessingShape">
+  <w:p/>
+</w:ftr>
+</file>
+
+<file path=word/footer3.xml><?xml version="1.0" encoding="utf-8"?>
 <w:ftr xmlns:wpc="http://schemas.microsoft.com/office/word/2010/wordprocessingCanvas" xmlns:mc="http://schemas.openxmlformats.org/markup-compatibility/2006" xmlns:o="urn:schemas-microsoft-com:office:office" xmlns:r="http://schemas.openxmlformats.org/officeDocument/2006/relationships" xmlns:m="http://schemas.openxmlformats.org/officeDocument/2006/math" xmlns:v="urn:schemas-microsoft-com:vml" xmlns:wp14="http://schemas.microsoft.com/office/word/2010/wordprocessingDrawing" xmlns:wp="http://schemas.openxmlformats.org/drawingml/2006/wordprocessingDrawing" xmlns:w10="urn:schemas-microsoft-com:office:word" xmlns:w="http://schemas.openxmlformats.org/wordprocessingml/2006/main" xmlns:w14="http://schemas.microsoft.com/office/word/2010/wordml" xmlns:w15="http://schemas.microsoft.com/office/word/2012/wordml" xmlns:wpg="http://schemas.microsoft.com/office/word/2010/wordprocessingGroup" xmlns:wpi="http://schemas.microsoft.com/office/word/2010/wordprocessingInk" xmlns:wne="http://schemas.microsoft.com/office/word/2006/wordml" xmlns:wps="http://schemas.microsoft.com/office/word/2010/wordprocessingShape">
   <w:p>
     <w:pPr>
